--- a/wwwroot/DocxModel/Common_FIBER/FIBER_ANALYSIS_DATA_SHEET_Single.docx
+++ b/wwwroot/DocxModel/Common_FIBER/FIBER_ANALYSIS_DATA_SHEET_Single.docx
@@ -689,10 +689,10 @@
         <w:tblLook w:val="04A0" w:firstRow="1" w:lastRow="0" w:firstColumn="1" w:lastColumn="0" w:noHBand="0" w:noVBand="1"/>
       </w:tblPr>
       <w:tblGrid>
-        <w:gridCol w:w="2835"/>
-        <w:gridCol w:w="2694"/>
-        <w:gridCol w:w="1842"/>
-        <w:gridCol w:w="3119"/>
+        <w:gridCol w:w="1418"/>
+        <w:gridCol w:w="3969"/>
+        <w:gridCol w:w="1843"/>
+        <w:gridCol w:w="3260"/>
       </w:tblGrid>
       <w:tr>
         <w:trPr>
@@ -700,7 +700,7 @@
         </w:trPr>
         <w:tc>
           <w:tcPr>
-            <w:tcW w:w="2835" w:type="dxa"/>
+            <w:tcW w:w="1418" w:type="dxa"/>
           </w:tcPr>
           <w:p>
             <w:pPr>
@@ -739,7 +739,7 @@
         </w:tc>
         <w:tc>
           <w:tcPr>
-            <w:tcW w:w="2694" w:type="dxa"/>
+            <w:tcW w:w="3969" w:type="dxa"/>
           </w:tcPr>
           <w:p>
             <w:pPr>
@@ -757,7 +757,7 @@
         </w:tc>
         <w:tc>
           <w:tcPr>
-            <w:tcW w:w="1842" w:type="dxa"/>
+            <w:tcW w:w="1843" w:type="dxa"/>
           </w:tcPr>
           <w:p>
             <w:pPr>
@@ -785,7 +785,7 @@
         </w:tc>
         <w:tc>
           <w:tcPr>
-            <w:tcW w:w="3119" w:type="dxa"/>
+            <w:tcW w:w="3260" w:type="dxa"/>
           </w:tcPr>
           <w:p>
             <w:pPr>
@@ -809,7 +809,7 @@
         </w:trPr>
         <w:tc>
           <w:tcPr>
-            <w:tcW w:w="2835" w:type="dxa"/>
+            <w:tcW w:w="1418" w:type="dxa"/>
           </w:tcPr>
           <w:p>
             <w:pPr>
@@ -826,7 +826,7 @@
         </w:tc>
         <w:tc>
           <w:tcPr>
-            <w:tcW w:w="2694" w:type="dxa"/>
+            <w:tcW w:w="3969" w:type="dxa"/>
           </w:tcPr>
           <w:p>
             <w:pPr>
@@ -844,7 +844,7 @@
         </w:tc>
         <w:tc>
           <w:tcPr>
-            <w:tcW w:w="1842" w:type="dxa"/>
+            <w:tcW w:w="1843" w:type="dxa"/>
           </w:tcPr>
           <w:p>
             <w:pPr>
@@ -863,7 +863,7 @@
         </w:tc>
         <w:tc>
           <w:tcPr>
-            <w:tcW w:w="3119" w:type="dxa"/>
+            <w:tcW w:w="3260" w:type="dxa"/>
           </w:tcPr>
           <w:p>
             <w:pPr>
@@ -888,7 +888,7 @@
         </w:trPr>
         <w:tc>
           <w:tcPr>
-            <w:tcW w:w="2835" w:type="dxa"/>
+            <w:tcW w:w="1418" w:type="dxa"/>
           </w:tcPr>
           <w:p>
             <w:pPr>
@@ -906,7 +906,7 @@
         </w:tc>
         <w:tc>
           <w:tcPr>
-            <w:tcW w:w="2694" w:type="dxa"/>
+            <w:tcW w:w="3969" w:type="dxa"/>
           </w:tcPr>
           <w:p>
             <w:pPr>
@@ -923,7 +923,7 @@
         </w:tc>
         <w:tc>
           <w:tcPr>
-            <w:tcW w:w="1842" w:type="dxa"/>
+            <w:tcW w:w="1843" w:type="dxa"/>
           </w:tcPr>
           <w:p>
             <w:pPr>
@@ -938,7 +938,7 @@
         </w:tc>
         <w:tc>
           <w:tcPr>
-            <w:tcW w:w="3119" w:type="dxa"/>
+            <w:tcW w:w="3260" w:type="dxa"/>
           </w:tcPr>
           <w:p>
             <w:pPr>
@@ -960,7 +960,7 @@
         </w:trPr>
         <w:tc>
           <w:tcPr>
-            <w:tcW w:w="2835" w:type="dxa"/>
+            <w:tcW w:w="1418" w:type="dxa"/>
           </w:tcPr>
           <w:p>
             <w:pPr>
@@ -976,7 +976,7 @@
         </w:tc>
         <w:tc>
           <w:tcPr>
-            <w:tcW w:w="2694" w:type="dxa"/>
+            <w:tcW w:w="3969" w:type="dxa"/>
           </w:tcPr>
           <w:p>
             <w:pPr>
@@ -993,7 +993,7 @@
         </w:tc>
         <w:tc>
           <w:tcPr>
-            <w:tcW w:w="1842" w:type="dxa"/>
+            <w:tcW w:w="1843" w:type="dxa"/>
           </w:tcPr>
           <w:p>
             <w:pPr>
@@ -1008,7 +1008,7 @@
         </w:tc>
         <w:tc>
           <w:tcPr>
-            <w:tcW w:w="3119" w:type="dxa"/>
+            <w:tcW w:w="3260" w:type="dxa"/>
           </w:tcPr>
           <w:p>
             <w:pPr>
@@ -1030,7 +1030,7 @@
         </w:trPr>
         <w:tc>
           <w:tcPr>
-            <w:tcW w:w="2835" w:type="dxa"/>
+            <w:tcW w:w="1418" w:type="dxa"/>
           </w:tcPr>
           <w:p>
             <w:pPr>
@@ -1045,7 +1045,7 @@
         </w:tc>
         <w:tc>
           <w:tcPr>
-            <w:tcW w:w="2694" w:type="dxa"/>
+            <w:tcW w:w="3969" w:type="dxa"/>
           </w:tcPr>
           <w:p>
             <w:pPr>
@@ -1062,7 +1062,7 @@
         </w:tc>
         <w:tc>
           <w:tcPr>
-            <w:tcW w:w="1842" w:type="dxa"/>
+            <w:tcW w:w="1843" w:type="dxa"/>
           </w:tcPr>
           <w:p>
             <w:pPr>
@@ -1077,7 +1077,7 @@
         </w:tc>
         <w:tc>
           <w:tcPr>
-            <w:tcW w:w="3119" w:type="dxa"/>
+            <w:tcW w:w="3260" w:type="dxa"/>
           </w:tcPr>
           <w:p>
             <w:pPr>
@@ -1099,7 +1099,7 @@
         </w:trPr>
         <w:tc>
           <w:tcPr>
-            <w:tcW w:w="2835" w:type="dxa"/>
+            <w:tcW w:w="1418" w:type="dxa"/>
           </w:tcPr>
           <w:p>
             <w:pPr>
@@ -1114,7 +1114,7 @@
         </w:tc>
         <w:tc>
           <w:tcPr>
-            <w:tcW w:w="2694" w:type="dxa"/>
+            <w:tcW w:w="3969" w:type="dxa"/>
           </w:tcPr>
           <w:p>
             <w:pPr>
@@ -1131,7 +1131,7 @@
         </w:tc>
         <w:tc>
           <w:tcPr>
-            <w:tcW w:w="1842" w:type="dxa"/>
+            <w:tcW w:w="1843" w:type="dxa"/>
           </w:tcPr>
           <w:p>
             <w:pPr>
@@ -1146,7 +1146,7 @@
         </w:tc>
         <w:tc>
           <w:tcPr>
-            <w:tcW w:w="3119" w:type="dxa"/>
+            <w:tcW w:w="3260" w:type="dxa"/>
           </w:tcPr>
           <w:p>
             <w:pPr>
@@ -1168,7 +1168,7 @@
         </w:trPr>
         <w:tc>
           <w:tcPr>
-            <w:tcW w:w="2835" w:type="dxa"/>
+            <w:tcW w:w="1418" w:type="dxa"/>
           </w:tcPr>
           <w:p>
             <w:pPr>
@@ -1183,7 +1183,7 @@
         </w:tc>
         <w:tc>
           <w:tcPr>
-            <w:tcW w:w="2694" w:type="dxa"/>
+            <w:tcW w:w="3969" w:type="dxa"/>
           </w:tcPr>
           <w:p>
             <w:pPr>
@@ -1200,7 +1200,7 @@
         </w:tc>
         <w:tc>
           <w:tcPr>
-            <w:tcW w:w="1842" w:type="dxa"/>
+            <w:tcW w:w="1843" w:type="dxa"/>
           </w:tcPr>
           <w:p>
             <w:pPr>
@@ -1215,7 +1215,7 @@
         </w:tc>
         <w:tc>
           <w:tcPr>
-            <w:tcW w:w="3119" w:type="dxa"/>
+            <w:tcW w:w="3260" w:type="dxa"/>
           </w:tcPr>
           <w:p>
             <w:pPr>
@@ -1237,7 +1237,7 @@
         </w:trPr>
         <w:tc>
           <w:tcPr>
-            <w:tcW w:w="2835" w:type="dxa"/>
+            <w:tcW w:w="1418" w:type="dxa"/>
           </w:tcPr>
           <w:p>
             <w:pPr>
@@ -1252,7 +1252,7 @@
         </w:tc>
         <w:tc>
           <w:tcPr>
-            <w:tcW w:w="2694" w:type="dxa"/>
+            <w:tcW w:w="3969" w:type="dxa"/>
           </w:tcPr>
           <w:p>
             <w:pPr>
@@ -1269,7 +1269,7 @@
         </w:tc>
         <w:tc>
           <w:tcPr>
-            <w:tcW w:w="1842" w:type="dxa"/>
+            <w:tcW w:w="1843" w:type="dxa"/>
           </w:tcPr>
           <w:p>
             <w:pPr>
@@ -1284,7 +1284,7 @@
         </w:tc>
         <w:tc>
           <w:tcPr>
-            <w:tcW w:w="3119" w:type="dxa"/>
+            <w:tcW w:w="3260" w:type="dxa"/>
           </w:tcPr>
           <w:p>
             <w:pPr>
@@ -1306,7 +1306,7 @@
         </w:trPr>
         <w:tc>
           <w:tcPr>
-            <w:tcW w:w="2835" w:type="dxa"/>
+            <w:tcW w:w="1418" w:type="dxa"/>
           </w:tcPr>
           <w:p>
             <w:pPr>
@@ -1321,7 +1321,7 @@
         </w:tc>
         <w:tc>
           <w:tcPr>
-            <w:tcW w:w="2694" w:type="dxa"/>
+            <w:tcW w:w="3969" w:type="dxa"/>
           </w:tcPr>
           <w:p>
             <w:pPr>
@@ -1338,7 +1338,7 @@
         </w:tc>
         <w:tc>
           <w:tcPr>
-            <w:tcW w:w="1842" w:type="dxa"/>
+            <w:tcW w:w="1843" w:type="dxa"/>
           </w:tcPr>
           <w:p>
             <w:pPr>
@@ -1353,7 +1353,7 @@
         </w:tc>
         <w:tc>
           <w:tcPr>
-            <w:tcW w:w="3119" w:type="dxa"/>
+            <w:tcW w:w="3260" w:type="dxa"/>
           </w:tcPr>
           <w:p>
             <w:pPr>
@@ -1375,7 +1375,7 @@
         </w:trPr>
         <w:tc>
           <w:tcPr>
-            <w:tcW w:w="2835" w:type="dxa"/>
+            <w:tcW w:w="1418" w:type="dxa"/>
           </w:tcPr>
           <w:p>
             <w:pPr>
@@ -1390,7 +1390,7 @@
         </w:tc>
         <w:tc>
           <w:tcPr>
-            <w:tcW w:w="2694" w:type="dxa"/>
+            <w:tcW w:w="3969" w:type="dxa"/>
           </w:tcPr>
           <w:p>
             <w:pPr>
@@ -1407,7 +1407,7 @@
         </w:tc>
         <w:tc>
           <w:tcPr>
-            <w:tcW w:w="1842" w:type="dxa"/>
+            <w:tcW w:w="1843" w:type="dxa"/>
           </w:tcPr>
           <w:p>
             <w:pPr>
@@ -1422,7 +1422,7 @@
         </w:tc>
         <w:tc>
           <w:tcPr>
-            <w:tcW w:w="3119" w:type="dxa"/>
+            <w:tcW w:w="3260" w:type="dxa"/>
           </w:tcPr>
           <w:p>
             <w:pPr>
@@ -1492,6 +1492,8 @@
               </w:rPr>
               <w:t>Conclusion:</w:t>
             </w:r>
+            <w:bookmarkStart w:id="49" w:name="Conclusion"/>
+            <w:bookmarkEnd w:id="49"/>
           </w:p>
         </w:tc>
         <w:tc>
@@ -1507,8 +1509,8 @@
                 <w:szCs w:val="18"/>
               </w:rPr>
             </w:pPr>
-            <w:bookmarkStart w:id="49" w:name="VertifyResult"/>
-            <w:bookmarkEnd w:id="49"/>
+            <w:bookmarkStart w:id="50" w:name="VertifyResult"/>
+            <w:bookmarkEnd w:id="50"/>
           </w:p>
         </w:tc>
       </w:tr>
@@ -1566,6 +1568,8 @@
               </w:rPr>
               <w:t>Remark:</w:t>
             </w:r>
+            <w:bookmarkStart w:id="51" w:name="Remark"/>
+            <w:bookmarkEnd w:id="51"/>
           </w:p>
         </w:tc>
         <w:tc>
@@ -1581,8 +1585,8 @@
                 <w:szCs w:val="18"/>
               </w:rPr>
             </w:pPr>
-            <w:bookmarkStart w:id="50" w:name="ResultRemark"/>
-            <w:bookmarkEnd w:id="50"/>
+            <w:bookmarkStart w:id="52" w:name="ResultRemark"/>
+            <w:bookmarkEnd w:id="52"/>
           </w:p>
         </w:tc>
         <w:tc>
@@ -1598,8 +1602,8 @@
                 <w:szCs w:val="18"/>
               </w:rPr>
             </w:pPr>
-            <w:bookmarkStart w:id="51" w:name="LabelRemark"/>
-            <w:bookmarkEnd w:id="51"/>
+            <w:bookmarkStart w:id="53" w:name="LabelRemark"/>
+            <w:bookmarkEnd w:id="53"/>
           </w:p>
         </w:tc>
       </w:tr>
@@ -1635,8 +1639,8 @@
                 <w:szCs w:val="18"/>
               </w:rPr>
             </w:pPr>
-            <w:bookmarkStart w:id="52" w:name="JudgmentLabelRemark"/>
-            <w:bookmarkEnd w:id="52"/>
+            <w:bookmarkStart w:id="54" w:name="JudgmentLabelRemark"/>
+            <w:bookmarkEnd w:id="54"/>
           </w:p>
         </w:tc>
       </w:tr>
@@ -1672,8 +1676,8 @@
                 <w:szCs w:val="18"/>
               </w:rPr>
             </w:pPr>
-            <w:bookmarkStart w:id="53" w:name="LanguageLabelRemark"/>
-            <w:bookmarkEnd w:id="53"/>
+            <w:bookmarkStart w:id="55" w:name="LanguageLabelRemark"/>
+            <w:bookmarkEnd w:id="55"/>
           </w:p>
         </w:tc>
       </w:tr>

--- a/wwwroot/DocxModel/Common_FIBER/FIBER_ANALYSIS_DATA_SHEET_Single.docx
+++ b/wwwroot/DocxModel/Common_FIBER/FIBER_ANALYSIS_DATA_SHEET_Single.docx
@@ -23,9 +23,10 @@
         <w:sectPr>
           <w:headerReference w:type="even" r:id="rId8"/>
           <w:headerReference w:type="default" r:id="rId9"/>
-          <w:footerReference w:type="default" r:id="rId10"/>
-          <w:headerReference w:type="first" r:id="rId11"/>
-          <w:footerReference w:type="first" r:id="rId12"/>
+          <w:footerReference w:type="even" r:id="rId10"/>
+          <w:footerReference w:type="default" r:id="rId11"/>
+          <w:headerReference w:type="first" r:id="rId12"/>
+          <w:footerReference w:type="first" r:id="rId13"/>
           <w:pgSz w:w="11906" w:h="16838"/>
           <w:pgMar w:top="720" w:right="720" w:bottom="720" w:left="720" w:header="60" w:footer="708" w:gutter="0"/>
           <w:cols w:space="708"/>
@@ -155,7 +156,7 @@
       </w:tr>
       <w:tr>
         <w:trPr>
-          <w:trHeight w:val="144"/>
+          <w:trHeight w:val="292"/>
         </w:trPr>
         <w:tc>
           <w:tcPr>
@@ -1693,7 +1694,7 @@
       </w:pPr>
     </w:p>
     <w:sectPr>
-      <w:footerReference w:type="default" r:id="rId13"/>
+      <w:footerReference w:type="default" r:id="rId14"/>
       <w:type w:val="continuous"/>
       <w:pgSz w:w="11906" w:h="16838"/>
       <w:pgMar w:top="720" w:right="720" w:bottom="720" w:left="720" w:header="60" w:footer="708" w:gutter="0"/>
@@ -1730,6 +1731,16 @@
 </file>
 
 <file path=word/footer1.xml><?xml version="1.0" encoding="utf-8"?>
+<w:ftr xmlns:wpc="http://schemas.microsoft.com/office/word/2010/wordprocessingCanvas" xmlns:cx="http://schemas.microsoft.com/office/drawing/2014/chartex" xmlns:cx1="http://schemas.microsoft.com/office/drawing/2015/9/8/chartex" xmlns:cx2="http://schemas.microsoft.com/office/drawing/2015/10/21/chartex" xmlns:cx3="http://schemas.microsoft.com/office/drawing/2016/5/9/chartex" xmlns:cx4="http://schemas.microsoft.com/office/drawing/2016/5/10/chartex" xmlns:cx5="http://schemas.microsoft.com/office/drawing/2016/5/11/chartex" xmlns:cx6="http://schemas.microsoft.com/office/drawing/2016/5/12/chartex" xmlns:cx7="http://schemas.microsoft.com/office/drawing/2016/5/13/chartex" xmlns:cx8="http://schemas.microsoft.com/office/drawing/2016/5/14/chartex" xmlns:mc="http://schemas.openxmlformats.org/markup-compatibility/2006" xmlns:aink="http://schemas.microsoft.com/office/drawing/2016/ink" xmlns:am3d="http://schemas.microsoft.com/office/drawing/2017/model3d" xmlns:o="urn:schemas-microsoft-com:office:office" xmlns:oel="http://schemas.microsoft.com/office/2019/extlst" xmlns:r="http://schemas.openxmlformats.org/officeDocument/2006/relationships" xmlns:m="http://schemas.openxmlformats.org/officeDocument/2006/math" xmlns:v="urn:schemas-microsoft-com:vml" xmlns:wp14="http://schemas.microsoft.com/office/word/2010/wordprocessingDrawing" xmlns:wp="http://schemas.openxmlformats.org/drawingml/2006/wordprocessingDrawing" xmlns:w10="urn:schemas-microsoft-com:office:word" xmlns:w="http://schemas.openxmlformats.org/wordprocessingml/2006/main" xmlns:w14="http://schemas.microsoft.com/office/word/2010/wordml" xmlns:w15="http://schemas.microsoft.com/office/word/2012/wordml" xmlns:w16cex="http://schemas.microsoft.com/office/word/2018/wordml/cex" xmlns:w16cid="http://schemas.microsoft.com/office/word/2016/wordml/cid" xmlns:w16="http://schemas.microsoft.com/office/word/2018/wordml" xmlns:w16du="http://schemas.microsoft.com/office/word/2023/wordml/word16du" xmlns:w16sdtdh="http://schemas.microsoft.com/office/word/2020/wordml/sdtdatahash" xmlns:w16sdtfl="http://schemas.microsoft.com/office/word/2024/wordml/sdtformatlock" xmlns:w16se="http://schemas.microsoft.com/office/word/2015/wordml/symex" xmlns:wpg="http://schemas.microsoft.com/office/word/2010/wordprocessingGroup" xmlns:wpi="http://schemas.microsoft.com/office/word/2010/wordprocessingInk" xmlns:wne="http://schemas.microsoft.com/office/word/2006/wordml" xmlns:wps="http://schemas.microsoft.com/office/word/2010/wordprocessingShape" mc:Ignorable="w14 w15 w16se w16cid w16 w16cex w16sdtdh w16sdtfl w16du wp14">
+  <w:p>
+    <w:pPr>
+      <w:pStyle w:val="a5"/>
+    </w:pPr>
+  </w:p>
+</w:ftr>
+</file>
+
+<file path=word/footer2.xml><?xml version="1.0" encoding="utf-8"?>
 <w:ftr xmlns:wpc="http://schemas.microsoft.com/office/word/2010/wordprocessingCanvas" xmlns:cx="http://schemas.microsoft.com/office/drawing/2014/chartex" xmlns:cx1="http://schemas.microsoft.com/office/drawing/2015/9/8/chartex" xmlns:cx2="http://schemas.microsoft.com/office/drawing/2015/10/21/chartex" xmlns:cx3="http://schemas.microsoft.com/office/drawing/2016/5/9/chartex" xmlns:cx4="http://schemas.microsoft.com/office/drawing/2016/5/10/chartex" xmlns:cx5="http://schemas.microsoft.com/office/drawing/2016/5/11/chartex" xmlns:cx6="http://schemas.microsoft.com/office/drawing/2016/5/12/chartex" xmlns:cx7="http://schemas.microsoft.com/office/drawing/2016/5/13/chartex" xmlns:cx8="http://schemas.microsoft.com/office/drawing/2016/5/14/chartex" xmlns:mc="http://schemas.openxmlformats.org/markup-compatibility/2006" xmlns:aink="http://schemas.microsoft.com/office/drawing/2016/ink" xmlns:am3d="http://schemas.microsoft.com/office/drawing/2017/model3d" xmlns:o="urn:schemas-microsoft-com:office:office" xmlns:oel="http://schemas.microsoft.com/office/2019/extlst" xmlns:r="http://schemas.openxmlformats.org/officeDocument/2006/relationships" xmlns:m="http://schemas.openxmlformats.org/officeDocument/2006/math" xmlns:v="urn:schemas-microsoft-com:vml" xmlns:wp14="http://schemas.microsoft.com/office/word/2010/wordprocessingDrawing" xmlns:wp="http://schemas.openxmlformats.org/drawingml/2006/wordprocessingDrawing" xmlns:w10="urn:schemas-microsoft-com:office:word" xmlns:w="http://schemas.openxmlformats.org/wordprocessingml/2006/main" xmlns:w14="http://schemas.microsoft.com/office/word/2010/wordml" xmlns:w15="http://schemas.microsoft.com/office/word/2012/wordml" xmlns:w16cex="http://schemas.microsoft.com/office/word/2018/wordml/cex" xmlns:w16cid="http://schemas.microsoft.com/office/word/2016/wordml/cid" xmlns:w16="http://schemas.microsoft.com/office/word/2018/wordml" xmlns:w16du="http://schemas.microsoft.com/office/word/2023/wordml/word16du" xmlns:w16sdtdh="http://schemas.microsoft.com/office/word/2020/wordml/sdtdatahash" xmlns:w16sdtfl="http://schemas.microsoft.com/office/word/2024/wordml/sdtformatlock" xmlns:w16se="http://schemas.microsoft.com/office/word/2015/wordml/symex" xmlns:wpg="http://schemas.microsoft.com/office/word/2010/wordprocessingGroup" xmlns:wpi="http://schemas.microsoft.com/office/word/2010/wordprocessingInk" xmlns:wne="http://schemas.microsoft.com/office/word/2006/wordml" xmlns:wps="http://schemas.microsoft.com/office/word/2010/wordprocessingShape" mc:Ignorable="w14 w15 w16se w16cid w16 w16cex w16sdtdh w16sdtfl w16du wp14">
   <w:tbl>
     <w:tblPr>
@@ -1944,6 +1955,65 @@
               <w:lang w:val="de-CH"/>
             </w:rPr>
           </w:pPr>
+        </w:p>
+      </w:tc>
+    </w:tr>
+    <w:tr>
+      <w:trPr>
+        <w:trHeight w:val="171"/>
+      </w:trPr>
+      <w:tc>
+        <w:tcPr>
+          <w:tcW w:w="10469" w:type="dxa"/>
+          <w:gridSpan w:val="4"/>
+          <w:vAlign w:val="center"/>
+        </w:tcPr>
+        <w:p>
+          <w:pPr>
+            <w:pStyle w:val="a5"/>
+            <w:tabs>
+              <w:tab w:val="left" w:pos="639"/>
+            </w:tabs>
+            <w:suppressAutoHyphens/>
+            <w:spacing w:line="166" w:lineRule="exact"/>
+            <w:rPr>
+              <w:rFonts w:ascii="Arial" w:eastAsia="黑体" w:hAnsi="Arial" w:cs="Arial"/>
+              <w:bCs/>
+              <w:sz w:val="14"/>
+              <w:szCs w:val="14"/>
+              <w:lang w:val="de-CH"/>
+            </w:rPr>
+          </w:pPr>
+          <w:r>
+            <w:rPr>
+              <w:rFonts w:ascii="Arial" w:eastAsia="黑体" w:hAnsi="Arial" w:cs="Arial" w:hint="eastAsia"/>
+              <w:bCs/>
+              <w:sz w:val="14"/>
+              <w:szCs w:val="14"/>
+              <w:lang w:val="de-CH"/>
+            </w:rPr>
+            <w:t>Document No. : NGB_SFL_F_7.8 _</w:t>
+          </w:r>
+          <w:r>
+            <w:rPr>
+              <w:rFonts w:ascii="Arial" w:eastAsia="黑体" w:hAnsi="Arial" w:cs="Arial"/>
+              <w:bCs/>
+              <w:sz w:val="14"/>
+              <w:szCs w:val="14"/>
+              <w:lang w:val="de-CH"/>
+            </w:rPr>
+            <w:t>FIB-NX</w:t>
+          </w:r>
+          <w:r>
+            <w:rPr>
+              <w:rFonts w:ascii="Arial" w:eastAsia="黑体" w:hAnsi="Arial" w:cs="Arial" w:hint="eastAsia"/>
+              <w:bCs/>
+              <w:sz w:val="14"/>
+              <w:szCs w:val="14"/>
+              <w:lang w:val="de-CH"/>
+            </w:rPr>
+            <w:t>_0001-00XX_CS_A.0                                 Revision: A/0                                                               Effective date: 2025/10/15</w:t>
+          </w:r>
         </w:p>
       </w:tc>
     </w:tr>
@@ -2013,7 +2083,7 @@
 </w:ftr>
 </file>
 
-<file path=word/footer2.xml><?xml version="1.0" encoding="utf-8"?>
+<file path=word/footer3.xml><?xml version="1.0" encoding="utf-8"?>
 <w:ftr xmlns:wpc="http://schemas.microsoft.com/office/word/2010/wordprocessingCanvas" xmlns:cx="http://schemas.microsoft.com/office/drawing/2014/chartex" xmlns:cx1="http://schemas.microsoft.com/office/drawing/2015/9/8/chartex" xmlns:cx2="http://schemas.microsoft.com/office/drawing/2015/10/21/chartex" xmlns:cx3="http://schemas.microsoft.com/office/drawing/2016/5/9/chartex" xmlns:cx4="http://schemas.microsoft.com/office/drawing/2016/5/10/chartex" xmlns:cx5="http://schemas.microsoft.com/office/drawing/2016/5/11/chartex" xmlns:cx6="http://schemas.microsoft.com/office/drawing/2016/5/12/chartex" xmlns:cx7="http://schemas.microsoft.com/office/drawing/2016/5/13/chartex" xmlns:cx8="http://schemas.microsoft.com/office/drawing/2016/5/14/chartex" xmlns:mc="http://schemas.openxmlformats.org/markup-compatibility/2006" xmlns:aink="http://schemas.microsoft.com/office/drawing/2016/ink" xmlns:am3d="http://schemas.microsoft.com/office/drawing/2017/model3d" xmlns:o="urn:schemas-microsoft-com:office:office" xmlns:oel="http://schemas.microsoft.com/office/2019/extlst" xmlns:r="http://schemas.openxmlformats.org/officeDocument/2006/relationships" xmlns:m="http://schemas.openxmlformats.org/officeDocument/2006/math" xmlns:v="urn:schemas-microsoft-com:vml" xmlns:wp14="http://schemas.microsoft.com/office/word/2010/wordprocessingDrawing" xmlns:wp="http://schemas.openxmlformats.org/drawingml/2006/wordprocessingDrawing" xmlns:w10="urn:schemas-microsoft-com:office:word" xmlns:w="http://schemas.openxmlformats.org/wordprocessingml/2006/main" xmlns:w14="http://schemas.microsoft.com/office/word/2010/wordml" xmlns:w15="http://schemas.microsoft.com/office/word/2012/wordml" xmlns:w16cex="http://schemas.microsoft.com/office/word/2018/wordml/cex" xmlns:w16cid="http://schemas.microsoft.com/office/word/2016/wordml/cid" xmlns:w16="http://schemas.microsoft.com/office/word/2018/wordml" xmlns:w16du="http://schemas.microsoft.com/office/word/2023/wordml/word16du" xmlns:w16sdtdh="http://schemas.microsoft.com/office/word/2020/wordml/sdtdatahash" xmlns:w16sdtfl="http://schemas.microsoft.com/office/word/2024/wordml/sdtformatlock" xmlns:w16se="http://schemas.microsoft.com/office/word/2015/wordml/symex" xmlns:wpg="http://schemas.microsoft.com/office/word/2010/wordprocessingGroup" xmlns:wpi="http://schemas.microsoft.com/office/word/2010/wordprocessingInk" xmlns:wne="http://schemas.microsoft.com/office/word/2006/wordml" xmlns:wps="http://schemas.microsoft.com/office/word/2010/wordprocessingShape" mc:Ignorable="w14 w15 w16se w16cid w16 w16cex w16sdtdh w16sdtfl w16du wp14">
   <w:tbl>
     <w:tblPr>
@@ -3552,7 +3622,7 @@
 </w:ftr>
 </file>
 
-<file path=word/footer3.xml><?xml version="1.0" encoding="utf-8"?>
+<file path=word/footer4.xml><?xml version="1.0" encoding="utf-8"?>
 <w:ftr xmlns:wpc="http://schemas.microsoft.com/office/word/2010/wordprocessingCanvas" xmlns:cx="http://schemas.microsoft.com/office/drawing/2014/chartex" xmlns:cx1="http://schemas.microsoft.com/office/drawing/2015/9/8/chartex" xmlns:cx2="http://schemas.microsoft.com/office/drawing/2015/10/21/chartex" xmlns:cx3="http://schemas.microsoft.com/office/drawing/2016/5/9/chartex" xmlns:cx4="http://schemas.microsoft.com/office/drawing/2016/5/10/chartex" xmlns:cx5="http://schemas.microsoft.com/office/drawing/2016/5/11/chartex" xmlns:cx6="http://schemas.microsoft.com/office/drawing/2016/5/12/chartex" xmlns:cx7="http://schemas.microsoft.com/office/drawing/2016/5/13/chartex" xmlns:cx8="http://schemas.microsoft.com/office/drawing/2016/5/14/chartex" xmlns:mc="http://schemas.openxmlformats.org/markup-compatibility/2006" xmlns:aink="http://schemas.microsoft.com/office/drawing/2016/ink" xmlns:am3d="http://schemas.microsoft.com/office/drawing/2017/model3d" xmlns:o="urn:schemas-microsoft-com:office:office" xmlns:oel="http://schemas.microsoft.com/office/2019/extlst" xmlns:r="http://schemas.openxmlformats.org/officeDocument/2006/relationships" xmlns:m="http://schemas.openxmlformats.org/officeDocument/2006/math" xmlns:v="urn:schemas-microsoft-com:vml" xmlns:wp14="http://schemas.microsoft.com/office/word/2010/wordprocessingDrawing" xmlns:wp="http://schemas.openxmlformats.org/drawingml/2006/wordprocessingDrawing" xmlns:w10="urn:schemas-microsoft-com:office:word" xmlns:w="http://schemas.openxmlformats.org/wordprocessingml/2006/main" xmlns:w14="http://schemas.microsoft.com/office/word/2010/wordml" xmlns:w15="http://schemas.microsoft.com/office/word/2012/wordml" xmlns:w16cex="http://schemas.microsoft.com/office/word/2018/wordml/cex" xmlns:w16cid="http://schemas.microsoft.com/office/word/2016/wordml/cid" xmlns:w16="http://schemas.microsoft.com/office/word/2018/wordml" xmlns:w16du="http://schemas.microsoft.com/office/word/2023/wordml/word16du" xmlns:w16sdtdh="http://schemas.microsoft.com/office/word/2020/wordml/sdtdatahash" xmlns:w16sdtfl="http://schemas.microsoft.com/office/word/2024/wordml/sdtformatlock" xmlns:w16se="http://schemas.microsoft.com/office/word/2015/wordml/symex" xmlns:wpg="http://schemas.microsoft.com/office/word/2010/wordprocessingGroup" xmlns:wpi="http://schemas.microsoft.com/office/word/2010/wordprocessingInk" xmlns:wne="http://schemas.microsoft.com/office/word/2006/wordml" xmlns:wps="http://schemas.microsoft.com/office/word/2010/wordprocessingShape" mc:Ignorable="w14 w15 w16se w16cid w16 w16cex w16sdtdh w16sdtfl w16du wp14">
   <w:tbl>
     <w:tblPr>

--- a/wwwroot/DocxModel/Common_FIBER/FIBER_ANALYSIS_DATA_SHEET_Single.docx
+++ b/wwwroot/DocxModel/Common_FIBER/FIBER_ANALYSIS_DATA_SHEET_Single.docx
@@ -23,10 +23,9 @@
         <w:sectPr>
           <w:headerReference w:type="even" r:id="rId8"/>
           <w:headerReference w:type="default" r:id="rId9"/>
-          <w:footerReference w:type="even" r:id="rId10"/>
-          <w:footerReference w:type="default" r:id="rId11"/>
-          <w:headerReference w:type="first" r:id="rId12"/>
-          <w:footerReference w:type="first" r:id="rId13"/>
+          <w:footerReference w:type="default" r:id="rId10"/>
+          <w:headerReference w:type="first" r:id="rId11"/>
+          <w:footerReference w:type="first" r:id="rId12"/>
           <w:pgSz w:w="11906" w:h="16838"/>
           <w:pgMar w:top="720" w:right="720" w:bottom="720" w:left="720" w:header="60" w:footer="708" w:gutter="0"/>
           <w:cols w:space="708"/>
@@ -690,31 +689,100 @@
         <w:tblLook w:val="04A0" w:firstRow="1" w:lastRow="0" w:firstColumn="1" w:lastColumn="0" w:noHBand="0" w:noVBand="1"/>
       </w:tblPr>
       <w:tblGrid>
-        <w:gridCol w:w="1418"/>
-        <w:gridCol w:w="3969"/>
+        <w:gridCol w:w="1276"/>
+        <w:gridCol w:w="992"/>
+        <w:gridCol w:w="2835"/>
         <w:gridCol w:w="1843"/>
-        <w:gridCol w:w="3260"/>
+        <w:gridCol w:w="992"/>
+        <w:gridCol w:w="2552"/>
       </w:tblGrid>
       <w:tr>
         <w:trPr>
-          <w:trHeight w:val="167"/>
+          <w:trHeight w:val="346"/>
         </w:trPr>
         <w:tc>
           <w:tcPr>
-            <w:tcW w:w="1418" w:type="dxa"/>
+            <w:tcW w:w="1276" w:type="dxa"/>
+            <w:vAlign w:val="center"/>
           </w:tcPr>
           <w:p>
             <w:pPr>
               <w:pStyle w:val="aa"/>
               <w:jc w:val="right"/>
               <w:rPr>
+                <w:rFonts w:ascii="Arial" w:hAnsi="Arial" w:cs="Arial" w:hint="eastAsia"/>
+                <w:b/>
+                <w:sz w:val="18"/>
+                <w:szCs w:val="18"/>
+              </w:rPr>
+            </w:pPr>
+            <w:bookmarkStart w:id="24" w:name="_Hlk91160098"/>
+            <w:r>
+              <w:rPr>
+                <w:rFonts w:ascii="Arial" w:hAnsi="Arial" w:cs="Arial" w:hint="eastAsia"/>
+                <w:b/>
+                <w:sz w:val="18"/>
+                <w:szCs w:val="18"/>
+              </w:rPr>
+              <w:t>Test Result:</w:t>
+            </w:r>
+          </w:p>
+        </w:tc>
+        <w:tc>
+          <w:tcPr>
+            <w:tcW w:w="992" w:type="dxa"/>
+            <w:vAlign w:val="center"/>
+          </w:tcPr>
+          <w:p>
+            <w:pPr>
+              <w:pStyle w:val="aa"/>
+              <w:jc w:val="right"/>
+              <w:rPr>
+                <w:rFonts w:ascii="Arial" w:hAnsi="Arial" w:cs="Arial" w:hint="eastAsia"/>
+                <w:bCs/>
+                <w:sz w:val="18"/>
+                <w:szCs w:val="18"/>
+              </w:rPr>
+            </w:pPr>
+            <w:bookmarkStart w:id="25" w:name="TestResultper_1"/>
+            <w:bookmarkEnd w:id="25"/>
+          </w:p>
+        </w:tc>
+        <w:tc>
+          <w:tcPr>
+            <w:tcW w:w="2835" w:type="dxa"/>
+            <w:vAlign w:val="center"/>
+          </w:tcPr>
+          <w:p>
+            <w:pPr>
+              <w:pStyle w:val="aa"/>
+              <w:rPr>
+                <w:rFonts w:ascii="Arial" w:hAnsi="Arial" w:cs="Arial"/>
+                <w:bCs/>
+                <w:sz w:val="18"/>
+                <w:szCs w:val="18"/>
+              </w:rPr>
+            </w:pPr>
+            <w:bookmarkStart w:id="26" w:name="TestResult_1"/>
+            <w:bookmarkEnd w:id="26"/>
+          </w:p>
+        </w:tc>
+        <w:tc>
+          <w:tcPr>
+            <w:tcW w:w="1843" w:type="dxa"/>
+            <w:vAlign w:val="center"/>
+          </w:tcPr>
+          <w:p>
+            <w:pPr>
+              <w:pStyle w:val="aa"/>
+              <w:jc w:val="right"/>
+              <w:rPr>
                 <w:rFonts w:ascii="Arial" w:hAnsi="Arial" w:cs="Arial"/>
                 <w:b/>
                 <w:sz w:val="18"/>
                 <w:szCs w:val="18"/>
               </w:rPr>
             </w:pPr>
-            <w:bookmarkStart w:id="24" w:name="_Hlk91160098"/>
             <w:r>
               <w:rPr>
                 <w:rFonts w:ascii="Arial" w:hAnsi="Arial" w:cs="Arial" w:hint="eastAsia"/>
@@ -722,16 +790,68 @@
                 <w:sz w:val="18"/>
                 <w:szCs w:val="18"/>
               </w:rPr>
-              <w:t>Test Result:</w:t>
+              <w:t>Recommendation:</w:t>
             </w:r>
+            <w:bookmarkStart w:id="27" w:name="Recommend"/>
+            <w:bookmarkEnd w:id="27"/>
           </w:p>
+        </w:tc>
+        <w:tc>
+          <w:tcPr>
+            <w:tcW w:w="992" w:type="dxa"/>
+            <w:vAlign w:val="center"/>
+          </w:tcPr>
           <w:p>
             <w:pPr>
               <w:pStyle w:val="aa"/>
               <w:jc w:val="right"/>
               <w:rPr>
                 <w:rFonts w:ascii="Arial" w:hAnsi="Arial" w:cs="Arial"/>
+                <w:bCs/>
+                <w:sz w:val="18"/>
+                <w:szCs w:val="18"/>
+              </w:rPr>
+            </w:pPr>
+            <w:bookmarkStart w:id="28" w:name="Recommendationper_1"/>
+            <w:bookmarkEnd w:id="28"/>
+          </w:p>
+        </w:tc>
+        <w:tc>
+          <w:tcPr>
+            <w:tcW w:w="2552" w:type="dxa"/>
+            <w:vAlign w:val="center"/>
+          </w:tcPr>
+          <w:p>
+            <w:pPr>
+              <w:pStyle w:val="aa"/>
+              <w:ind w:right="800"/>
+              <w:rPr>
+                <w:rFonts w:ascii="Arial" w:hAnsi="Arial" w:cs="Arial"/>
                 <w:b/>
+                <w:sz w:val="18"/>
+                <w:szCs w:val="18"/>
+              </w:rPr>
+            </w:pPr>
+            <w:bookmarkStart w:id="29" w:name="Recommendation_1"/>
+            <w:bookmarkEnd w:id="29"/>
+          </w:p>
+        </w:tc>
+      </w:tr>
+      <w:tr>
+        <w:trPr>
+          <w:trHeight w:val="294"/>
+        </w:trPr>
+        <w:tc>
+          <w:tcPr>
+            <w:tcW w:w="1276" w:type="dxa"/>
+          </w:tcPr>
+          <w:p>
+            <w:pPr>
+              <w:pStyle w:val="aa"/>
+              <w:ind w:right="720"/>
+              <w:rPr>
+                <w:rFonts w:ascii="Arial" w:hAnsi="Arial" w:cs="Arial"/>
+                <w:bCs/>
                 <w:sz w:val="18"/>
                 <w:szCs w:val="18"/>
               </w:rPr>
@@ -740,11 +860,13 @@
         </w:tc>
         <w:tc>
           <w:tcPr>
-            <w:tcW w:w="3969" w:type="dxa"/>
+            <w:tcW w:w="992" w:type="dxa"/>
+            <w:vAlign w:val="center"/>
           </w:tcPr>
           <w:p>
             <w:pPr>
               <w:pStyle w:val="aa"/>
+              <w:jc w:val="right"/>
               <w:rPr>
                 <w:rFonts w:ascii="Arial" w:hAnsi="Arial" w:cs="Arial"/>
                 <w:bCs/>
@@ -752,8 +874,27 @@
                 <w:szCs w:val="18"/>
               </w:rPr>
             </w:pPr>
-            <w:bookmarkStart w:id="25" w:name="TestResult_1"/>
-            <w:bookmarkEnd w:id="25"/>
+            <w:bookmarkStart w:id="30" w:name="TestResultper_2"/>
+            <w:bookmarkEnd w:id="30"/>
+          </w:p>
+        </w:tc>
+        <w:tc>
+          <w:tcPr>
+            <w:tcW w:w="2835" w:type="dxa"/>
+            <w:vAlign w:val="center"/>
+          </w:tcPr>
+          <w:p>
+            <w:pPr>
+              <w:pStyle w:val="aa"/>
+              <w:rPr>
+                <w:rFonts w:ascii="Arial" w:hAnsi="Arial" w:cs="Arial"/>
+                <w:bCs/>
+                <w:sz w:val="18"/>
+                <w:szCs w:val="18"/>
+              </w:rPr>
+            </w:pPr>
+            <w:bookmarkStart w:id="31" w:name="TestResult_2"/>
+            <w:bookmarkEnd w:id="31"/>
           </w:p>
         </w:tc>
         <w:tc>
@@ -766,56 +907,43 @@
               <w:jc w:val="right"/>
               <w:rPr>
                 <w:rFonts w:ascii="Arial" w:hAnsi="Arial" w:cs="Arial"/>
-                <w:b/>
+                <w:bCs/>
                 <w:sz w:val="18"/>
                 <w:szCs w:val="18"/>
               </w:rPr>
             </w:pPr>
-            <w:r>
-              <w:rPr>
-                <w:rFonts w:ascii="Arial" w:hAnsi="Arial" w:cs="Arial" w:hint="eastAsia"/>
-                <w:b/>
-                <w:sz w:val="18"/>
-                <w:szCs w:val="18"/>
-              </w:rPr>
-              <w:t>Recommendation:</w:t>
-            </w:r>
-            <w:bookmarkStart w:id="26" w:name="Recommend"/>
-            <w:bookmarkEnd w:id="26"/>
+            <w:bookmarkStart w:id="32" w:name="GBR"/>
+            <w:bookmarkEnd w:id="32"/>
           </w:p>
         </w:tc>
         <w:tc>
           <w:tcPr>
-            <w:tcW w:w="3260" w:type="dxa"/>
+            <w:tcW w:w="992" w:type="dxa"/>
+            <w:vAlign w:val="center"/>
           </w:tcPr>
           <w:p>
             <w:pPr>
               <w:pStyle w:val="aa"/>
-              <w:ind w:right="800"/>
+              <w:jc w:val="right"/>
               <w:rPr>
                 <w:rFonts w:ascii="Arial" w:hAnsi="Arial" w:cs="Arial"/>
-                <w:b/>
+                <w:bCs/>
                 <w:sz w:val="18"/>
                 <w:szCs w:val="18"/>
               </w:rPr>
             </w:pPr>
-            <w:bookmarkStart w:id="27" w:name="Recommendation_1"/>
-            <w:bookmarkEnd w:id="27"/>
+            <w:bookmarkStart w:id="33" w:name="Recommendationper_2"/>
+            <w:bookmarkEnd w:id="33"/>
           </w:p>
         </w:tc>
-      </w:tr>
-      <w:tr>
-        <w:trPr>
-          <w:trHeight w:val="294"/>
-        </w:trPr>
         <w:tc>
           <w:tcPr>
-            <w:tcW w:w="1418" w:type="dxa"/>
+            <w:tcW w:w="2552" w:type="dxa"/>
+            <w:vAlign w:val="center"/>
           </w:tcPr>
           <w:p>
             <w:pPr>
               <w:pStyle w:val="aa"/>
-              <w:ind w:right="720"/>
               <w:rPr>
                 <w:rFonts w:ascii="Arial" w:hAnsi="Arial" w:cs="Arial"/>
                 <w:bCs/>
@@ -823,24 +951,70 @@
                 <w:szCs w:val="18"/>
               </w:rPr>
             </w:pPr>
+            <w:bookmarkStart w:id="34" w:name="Recommendation_2"/>
+            <w:bookmarkEnd w:id="34"/>
+          </w:p>
+        </w:tc>
+        <w:bookmarkStart w:id="35" w:name="FinalRemark"/>
+        <w:bookmarkEnd w:id="35"/>
+      </w:tr>
+      <w:tr>
+        <w:trPr>
+          <w:trHeight w:val="171"/>
+        </w:trPr>
+        <w:tc>
+          <w:tcPr>
+            <w:tcW w:w="1276" w:type="dxa"/>
+          </w:tcPr>
+          <w:p>
+            <w:pPr>
+              <w:spacing w:after="0" w:line="240" w:lineRule="auto"/>
+              <w:jc w:val="right"/>
+              <w:rPr>
+                <w:rFonts w:ascii="Arial" w:hAnsi="Arial" w:cs="Arial"/>
+                <w:sz w:val="18"/>
+                <w:szCs w:val="18"/>
+              </w:rPr>
+            </w:pPr>
+            <w:bookmarkStart w:id="36" w:name="GBTR"/>
+            <w:bookmarkEnd w:id="36"/>
           </w:p>
         </w:tc>
         <w:tc>
           <w:tcPr>
-            <w:tcW w:w="3969" w:type="dxa"/>
+            <w:tcW w:w="992" w:type="dxa"/>
+            <w:vAlign w:val="center"/>
           </w:tcPr>
           <w:p>
             <w:pPr>
               <w:pStyle w:val="aa"/>
-              <w:rPr>
-                <w:rFonts w:ascii="Arial" w:hAnsi="Arial" w:cs="Arial"/>
-                <w:bCs/>
-                <w:sz w:val="18"/>
-                <w:szCs w:val="18"/>
+              <w:jc w:val="right"/>
+              <w:rPr>
+                <w:noProof/>
+                <w:sz w:val="21"/>
+                <w:szCs w:val="21"/>
               </w:rPr>
             </w:pPr>
-            <w:bookmarkStart w:id="28" w:name="TestResult_2"/>
-            <w:bookmarkEnd w:id="28"/>
+            <w:bookmarkStart w:id="37" w:name="TestResultper_3"/>
+            <w:bookmarkEnd w:id="37"/>
+          </w:p>
+        </w:tc>
+        <w:tc>
+          <w:tcPr>
+            <w:tcW w:w="2835" w:type="dxa"/>
+            <w:vAlign w:val="center"/>
+          </w:tcPr>
+          <w:p>
+            <w:pPr>
+              <w:pStyle w:val="aa"/>
+              <w:rPr>
+                <w:noProof/>
+                <w:sz w:val="21"/>
+                <w:szCs w:val="21"/>
+              </w:rPr>
+            </w:pPr>
+            <w:bookmarkStart w:id="38" w:name="TestResult_3"/>
+            <w:bookmarkEnd w:id="38"/>
           </w:p>
         </w:tc>
         <w:tc>
@@ -850,85 +1024,6 @@
           <w:p>
             <w:pPr>
               <w:pStyle w:val="aa"/>
-              <w:jc w:val="right"/>
-              <w:rPr>
-                <w:rFonts w:ascii="Arial" w:hAnsi="Arial" w:cs="Arial"/>
-                <w:bCs/>
-                <w:sz w:val="18"/>
-                <w:szCs w:val="18"/>
-              </w:rPr>
-            </w:pPr>
-            <w:bookmarkStart w:id="29" w:name="GBR"/>
-            <w:bookmarkEnd w:id="29"/>
-          </w:p>
-        </w:tc>
-        <w:tc>
-          <w:tcPr>
-            <w:tcW w:w="3260" w:type="dxa"/>
-          </w:tcPr>
-          <w:p>
-            <w:pPr>
-              <w:pStyle w:val="aa"/>
-              <w:rPr>
-                <w:rFonts w:ascii="Arial" w:hAnsi="Arial" w:cs="Arial"/>
-                <w:bCs/>
-                <w:sz w:val="18"/>
-                <w:szCs w:val="18"/>
-              </w:rPr>
-            </w:pPr>
-            <w:bookmarkStart w:id="30" w:name="Recommendation_2"/>
-            <w:bookmarkEnd w:id="30"/>
-          </w:p>
-        </w:tc>
-        <w:bookmarkStart w:id="31" w:name="FinalRemark"/>
-        <w:bookmarkEnd w:id="31"/>
-      </w:tr>
-      <w:tr>
-        <w:trPr>
-          <w:trHeight w:val="171"/>
-        </w:trPr>
-        <w:tc>
-          <w:tcPr>
-            <w:tcW w:w="1418" w:type="dxa"/>
-          </w:tcPr>
-          <w:p>
-            <w:pPr>
-              <w:spacing w:after="0" w:line="240" w:lineRule="auto"/>
-              <w:jc w:val="right"/>
-              <w:rPr>
-                <w:rFonts w:ascii="Arial" w:hAnsi="Arial" w:cs="Arial"/>
-                <w:sz w:val="18"/>
-                <w:szCs w:val="18"/>
-              </w:rPr>
-            </w:pPr>
-            <w:bookmarkStart w:id="32" w:name="GBTR"/>
-            <w:bookmarkEnd w:id="32"/>
-          </w:p>
-        </w:tc>
-        <w:tc>
-          <w:tcPr>
-            <w:tcW w:w="3969" w:type="dxa"/>
-          </w:tcPr>
-          <w:p>
-            <w:pPr>
-              <w:pStyle w:val="aa"/>
-              <w:rPr>
-                <w:noProof/>
-                <w:sz w:val="21"/>
-                <w:szCs w:val="21"/>
-              </w:rPr>
-            </w:pPr>
-            <w:bookmarkStart w:id="33" w:name="TestResult_3"/>
-            <w:bookmarkEnd w:id="33"/>
-          </w:p>
-        </w:tc>
-        <w:tc>
-          <w:tcPr>
-            <w:tcW w:w="1843" w:type="dxa"/>
-          </w:tcPr>
-          <w:p>
-            <w:pPr>
-              <w:pStyle w:val="aa"/>
               <w:rPr>
                 <w:noProof/>
                 <w:sz w:val="21"/>
@@ -939,200 +1034,27 @@
         </w:tc>
         <w:tc>
           <w:tcPr>
-            <w:tcW w:w="3260" w:type="dxa"/>
+            <w:tcW w:w="992" w:type="dxa"/>
+            <w:vAlign w:val="center"/>
           </w:tcPr>
           <w:p>
             <w:pPr>
               <w:pStyle w:val="aa"/>
+              <w:jc w:val="right"/>
               <w:rPr>
                 <w:noProof/>
                 <w:sz w:val="21"/>
                 <w:szCs w:val="21"/>
               </w:rPr>
             </w:pPr>
-            <w:bookmarkStart w:id="34" w:name="Recommendation_3"/>
-            <w:bookmarkEnd w:id="34"/>
-          </w:p>
-        </w:tc>
-      </w:tr>
-      <w:tr>
-        <w:trPr>
-          <w:trHeight w:val="171"/>
-        </w:trPr>
-        <w:tc>
-          <w:tcPr>
-            <w:tcW w:w="1418" w:type="dxa"/>
-          </w:tcPr>
-          <w:p>
-            <w:pPr>
-              <w:spacing w:after="0" w:line="240" w:lineRule="auto"/>
-              <w:jc w:val="right"/>
-              <w:rPr>
-                <w:rFonts w:ascii="Arial" w:hAnsi="Arial" w:cs="Arial"/>
-                <w:sz w:val="18"/>
-                <w:szCs w:val="18"/>
-              </w:rPr>
-            </w:pPr>
-          </w:p>
-        </w:tc>
-        <w:tc>
-          <w:tcPr>
-            <w:tcW w:w="3969" w:type="dxa"/>
-          </w:tcPr>
-          <w:p>
-            <w:pPr>
-              <w:pStyle w:val="aa"/>
-              <w:rPr>
-                <w:noProof/>
-                <w:sz w:val="21"/>
-                <w:szCs w:val="21"/>
-              </w:rPr>
-            </w:pPr>
-            <w:bookmarkStart w:id="35" w:name="TestResult_4"/>
-            <w:bookmarkEnd w:id="35"/>
-          </w:p>
-        </w:tc>
-        <w:tc>
-          <w:tcPr>
-            <w:tcW w:w="1843" w:type="dxa"/>
-          </w:tcPr>
-          <w:p>
-            <w:pPr>
-              <w:pStyle w:val="aa"/>
-              <w:rPr>
-                <w:noProof/>
-                <w:sz w:val="21"/>
-                <w:szCs w:val="21"/>
-              </w:rPr>
-            </w:pPr>
-          </w:p>
-        </w:tc>
-        <w:tc>
-          <w:tcPr>
-            <w:tcW w:w="3260" w:type="dxa"/>
-          </w:tcPr>
-          <w:p>
-            <w:pPr>
-              <w:pStyle w:val="aa"/>
-              <w:rPr>
-                <w:noProof/>
-                <w:sz w:val="21"/>
-                <w:szCs w:val="21"/>
-              </w:rPr>
-            </w:pPr>
-            <w:bookmarkStart w:id="36" w:name="Recommendation_4"/>
-            <w:bookmarkEnd w:id="36"/>
-          </w:p>
-        </w:tc>
-      </w:tr>
-      <w:tr>
-        <w:trPr>
-          <w:trHeight w:val="171"/>
-        </w:trPr>
-        <w:tc>
-          <w:tcPr>
-            <w:tcW w:w="1418" w:type="dxa"/>
-          </w:tcPr>
-          <w:p>
-            <w:pPr>
-              <w:spacing w:after="0" w:line="240" w:lineRule="auto"/>
-              <w:rPr>
-                <w:rFonts w:ascii="Arial" w:hAnsi="Arial" w:cs="Arial"/>
-                <w:sz w:val="18"/>
-                <w:szCs w:val="18"/>
-              </w:rPr>
-            </w:pPr>
-          </w:p>
-        </w:tc>
-        <w:tc>
-          <w:tcPr>
-            <w:tcW w:w="3969" w:type="dxa"/>
-          </w:tcPr>
-          <w:p>
-            <w:pPr>
-              <w:pStyle w:val="aa"/>
-              <w:rPr>
-                <w:noProof/>
-                <w:sz w:val="21"/>
-                <w:szCs w:val="21"/>
-              </w:rPr>
-            </w:pPr>
-            <w:bookmarkStart w:id="37" w:name="TestResult_5"/>
-            <w:bookmarkEnd w:id="37"/>
-          </w:p>
-        </w:tc>
-        <w:tc>
-          <w:tcPr>
-            <w:tcW w:w="1843" w:type="dxa"/>
-          </w:tcPr>
-          <w:p>
-            <w:pPr>
-              <w:pStyle w:val="aa"/>
-              <w:rPr>
-                <w:noProof/>
-                <w:sz w:val="21"/>
-                <w:szCs w:val="21"/>
-              </w:rPr>
-            </w:pPr>
-          </w:p>
-        </w:tc>
-        <w:tc>
-          <w:tcPr>
-            <w:tcW w:w="3260" w:type="dxa"/>
-          </w:tcPr>
-          <w:p>
-            <w:pPr>
-              <w:pStyle w:val="aa"/>
-              <w:rPr>
-                <w:noProof/>
-                <w:sz w:val="21"/>
-                <w:szCs w:val="21"/>
-              </w:rPr>
-            </w:pPr>
-            <w:bookmarkStart w:id="38" w:name="Recommendation_5"/>
-            <w:bookmarkEnd w:id="38"/>
-          </w:p>
-        </w:tc>
-      </w:tr>
-      <w:tr>
-        <w:trPr>
-          <w:trHeight w:val="171"/>
-        </w:trPr>
-        <w:tc>
-          <w:tcPr>
-            <w:tcW w:w="1418" w:type="dxa"/>
-          </w:tcPr>
-          <w:p>
-            <w:pPr>
-              <w:spacing w:after="0" w:line="240" w:lineRule="auto"/>
-              <w:rPr>
-                <w:rFonts w:ascii="Arial" w:hAnsi="Arial" w:cs="Arial"/>
-                <w:sz w:val="18"/>
-                <w:szCs w:val="18"/>
-              </w:rPr>
-            </w:pPr>
-          </w:p>
-        </w:tc>
-        <w:tc>
-          <w:tcPr>
-            <w:tcW w:w="3969" w:type="dxa"/>
-          </w:tcPr>
-          <w:p>
-            <w:pPr>
-              <w:pStyle w:val="aa"/>
-              <w:rPr>
-                <w:noProof/>
-                <w:sz w:val="21"/>
-                <w:szCs w:val="21"/>
-              </w:rPr>
-            </w:pPr>
-            <w:bookmarkStart w:id="39" w:name="TestResult_6"/>
+            <w:bookmarkStart w:id="39" w:name="Recommendationper_3"/>
             <w:bookmarkEnd w:id="39"/>
           </w:p>
         </w:tc>
         <w:tc>
           <w:tcPr>
-            <w:tcW w:w="1843" w:type="dxa"/>
+            <w:tcW w:w="2552" w:type="dxa"/>
+            <w:vAlign w:val="center"/>
           </w:tcPr>
           <w:p>
             <w:pPr>
@@ -1143,22 +1065,7 @@
                 <w:szCs w:val="21"/>
               </w:rPr>
             </w:pPr>
-          </w:p>
-        </w:tc>
-        <w:tc>
-          <w:tcPr>
-            <w:tcW w:w="3260" w:type="dxa"/>
-          </w:tcPr>
-          <w:p>
-            <w:pPr>
-              <w:pStyle w:val="aa"/>
-              <w:rPr>
-                <w:noProof/>
-                <w:sz w:val="21"/>
-                <w:szCs w:val="21"/>
-              </w:rPr>
-            </w:pPr>
-            <w:bookmarkStart w:id="40" w:name="Recommendation_6"/>
+            <w:bookmarkStart w:id="40" w:name="Recommendation_3"/>
             <w:bookmarkEnd w:id="40"/>
           </w:p>
         </w:tc>
@@ -1169,11 +1076,12 @@
         </w:trPr>
         <w:tc>
           <w:tcPr>
-            <w:tcW w:w="1418" w:type="dxa"/>
+            <w:tcW w:w="1276" w:type="dxa"/>
           </w:tcPr>
           <w:p>
             <w:pPr>
               <w:spacing w:after="0" w:line="240" w:lineRule="auto"/>
+              <w:jc w:val="right"/>
               <w:rPr>
                 <w:rFonts w:ascii="Arial" w:hAnsi="Arial" w:cs="Arial"/>
                 <w:sz w:val="18"/>
@@ -1184,19 +1092,39 @@
         </w:tc>
         <w:tc>
           <w:tcPr>
-            <w:tcW w:w="3969" w:type="dxa"/>
+            <w:tcW w:w="992" w:type="dxa"/>
+            <w:vAlign w:val="center"/>
           </w:tcPr>
           <w:p>
             <w:pPr>
               <w:pStyle w:val="aa"/>
+              <w:jc w:val="right"/>
               <w:rPr>
                 <w:noProof/>
                 <w:sz w:val="21"/>
                 <w:szCs w:val="21"/>
               </w:rPr>
             </w:pPr>
-            <w:bookmarkStart w:id="41" w:name="TestResult_7"/>
+            <w:bookmarkStart w:id="41" w:name="TestResultper_4"/>
             <w:bookmarkEnd w:id="41"/>
+          </w:p>
+        </w:tc>
+        <w:tc>
+          <w:tcPr>
+            <w:tcW w:w="2835" w:type="dxa"/>
+            <w:vAlign w:val="center"/>
+          </w:tcPr>
+          <w:p>
+            <w:pPr>
+              <w:pStyle w:val="aa"/>
+              <w:rPr>
+                <w:noProof/>
+                <w:sz w:val="21"/>
+                <w:szCs w:val="21"/>
+              </w:rPr>
+            </w:pPr>
+            <w:bookmarkStart w:id="42" w:name="TestResult_4"/>
+            <w:bookmarkEnd w:id="42"/>
           </w:p>
         </w:tc>
         <w:tc>
@@ -1216,61 +1144,27 @@
         </w:tc>
         <w:tc>
           <w:tcPr>
-            <w:tcW w:w="3260" w:type="dxa"/>
+            <w:tcW w:w="992" w:type="dxa"/>
+            <w:vAlign w:val="center"/>
           </w:tcPr>
           <w:p>
             <w:pPr>
               <w:pStyle w:val="aa"/>
+              <w:jc w:val="right"/>
               <w:rPr>
                 <w:noProof/>
                 <w:sz w:val="21"/>
                 <w:szCs w:val="21"/>
               </w:rPr>
             </w:pPr>
-            <w:bookmarkStart w:id="42" w:name="Recommendation_7"/>
-            <w:bookmarkEnd w:id="42"/>
-          </w:p>
-        </w:tc>
-      </w:tr>
-      <w:tr>
-        <w:trPr>
-          <w:trHeight w:val="171"/>
-        </w:trPr>
-        <w:tc>
-          <w:tcPr>
-            <w:tcW w:w="1418" w:type="dxa"/>
-          </w:tcPr>
-          <w:p>
-            <w:pPr>
-              <w:spacing w:after="0" w:line="240" w:lineRule="auto"/>
-              <w:rPr>
-                <w:rFonts w:ascii="Arial" w:hAnsi="Arial" w:cs="Arial"/>
-                <w:sz w:val="18"/>
-                <w:szCs w:val="18"/>
-              </w:rPr>
-            </w:pPr>
-          </w:p>
-        </w:tc>
-        <w:tc>
-          <w:tcPr>
-            <w:tcW w:w="3969" w:type="dxa"/>
-          </w:tcPr>
-          <w:p>
-            <w:pPr>
-              <w:pStyle w:val="aa"/>
-              <w:rPr>
-                <w:noProof/>
-                <w:sz w:val="21"/>
-                <w:szCs w:val="21"/>
-              </w:rPr>
-            </w:pPr>
-            <w:bookmarkStart w:id="43" w:name="TestResult_8"/>
+            <w:bookmarkStart w:id="43" w:name="Recommendationper_4"/>
             <w:bookmarkEnd w:id="43"/>
           </w:p>
         </w:tc>
         <w:tc>
           <w:tcPr>
-            <w:tcW w:w="1843" w:type="dxa"/>
+            <w:tcW w:w="2552" w:type="dxa"/>
+            <w:vAlign w:val="center"/>
           </w:tcPr>
           <w:p>
             <w:pPr>
@@ -1281,22 +1175,7 @@
                 <w:szCs w:val="21"/>
               </w:rPr>
             </w:pPr>
-          </w:p>
-        </w:tc>
-        <w:tc>
-          <w:tcPr>
-            <w:tcW w:w="3260" w:type="dxa"/>
-          </w:tcPr>
-          <w:p>
-            <w:pPr>
-              <w:pStyle w:val="aa"/>
-              <w:rPr>
-                <w:noProof/>
-                <w:sz w:val="21"/>
-                <w:szCs w:val="21"/>
-              </w:rPr>
-            </w:pPr>
-            <w:bookmarkStart w:id="44" w:name="Recommendation_8"/>
+            <w:bookmarkStart w:id="44" w:name="Recommendation_4"/>
             <w:bookmarkEnd w:id="44"/>
           </w:p>
         </w:tc>
@@ -1307,7 +1186,7 @@
         </w:trPr>
         <w:tc>
           <w:tcPr>
-            <w:tcW w:w="1418" w:type="dxa"/>
+            <w:tcW w:w="1276" w:type="dxa"/>
           </w:tcPr>
           <w:p>
             <w:pPr>
@@ -1322,19 +1201,39 @@
         </w:tc>
         <w:tc>
           <w:tcPr>
-            <w:tcW w:w="3969" w:type="dxa"/>
+            <w:tcW w:w="992" w:type="dxa"/>
+            <w:vAlign w:val="center"/>
           </w:tcPr>
           <w:p>
             <w:pPr>
               <w:pStyle w:val="aa"/>
+              <w:jc w:val="right"/>
               <w:rPr>
                 <w:noProof/>
                 <w:sz w:val="21"/>
                 <w:szCs w:val="21"/>
               </w:rPr>
             </w:pPr>
-            <w:bookmarkStart w:id="45" w:name="TestResult_9"/>
+            <w:bookmarkStart w:id="45" w:name="TestResultper_5"/>
             <w:bookmarkEnd w:id="45"/>
+          </w:p>
+        </w:tc>
+        <w:tc>
+          <w:tcPr>
+            <w:tcW w:w="2835" w:type="dxa"/>
+            <w:vAlign w:val="center"/>
+          </w:tcPr>
+          <w:p>
+            <w:pPr>
+              <w:pStyle w:val="aa"/>
+              <w:rPr>
+                <w:noProof/>
+                <w:sz w:val="21"/>
+                <w:szCs w:val="21"/>
+              </w:rPr>
+            </w:pPr>
+            <w:bookmarkStart w:id="46" w:name="TestResult_5"/>
+            <w:bookmarkEnd w:id="46"/>
           </w:p>
         </w:tc>
         <w:tc>
@@ -1354,19 +1253,39 @@
         </w:tc>
         <w:tc>
           <w:tcPr>
-            <w:tcW w:w="3260" w:type="dxa"/>
+            <w:tcW w:w="992" w:type="dxa"/>
+            <w:vAlign w:val="center"/>
           </w:tcPr>
           <w:p>
             <w:pPr>
               <w:pStyle w:val="aa"/>
+              <w:jc w:val="right"/>
               <w:rPr>
                 <w:noProof/>
                 <w:sz w:val="21"/>
                 <w:szCs w:val="21"/>
               </w:rPr>
             </w:pPr>
-            <w:bookmarkStart w:id="46" w:name="Recommendation_9"/>
-            <w:bookmarkEnd w:id="46"/>
+            <w:bookmarkStart w:id="47" w:name="Recommendationper_5"/>
+            <w:bookmarkEnd w:id="47"/>
+          </w:p>
+        </w:tc>
+        <w:tc>
+          <w:tcPr>
+            <w:tcW w:w="2552" w:type="dxa"/>
+            <w:vAlign w:val="center"/>
+          </w:tcPr>
+          <w:p>
+            <w:pPr>
+              <w:pStyle w:val="aa"/>
+              <w:rPr>
+                <w:noProof/>
+                <w:sz w:val="21"/>
+                <w:szCs w:val="21"/>
+              </w:rPr>
+            </w:pPr>
+            <w:bookmarkStart w:id="48" w:name="Recommendation_5"/>
+            <w:bookmarkEnd w:id="48"/>
           </w:p>
         </w:tc>
       </w:tr>
@@ -1376,7 +1295,7 @@
         </w:trPr>
         <w:tc>
           <w:tcPr>
-            <w:tcW w:w="1418" w:type="dxa"/>
+            <w:tcW w:w="1276" w:type="dxa"/>
           </w:tcPr>
           <w:p>
             <w:pPr>
@@ -1391,19 +1310,39 @@
         </w:tc>
         <w:tc>
           <w:tcPr>
-            <w:tcW w:w="3969" w:type="dxa"/>
+            <w:tcW w:w="992" w:type="dxa"/>
+            <w:vAlign w:val="center"/>
           </w:tcPr>
           <w:p>
             <w:pPr>
               <w:pStyle w:val="aa"/>
+              <w:jc w:val="right"/>
               <w:rPr>
                 <w:noProof/>
                 <w:sz w:val="21"/>
                 <w:szCs w:val="21"/>
               </w:rPr>
             </w:pPr>
-            <w:bookmarkStart w:id="47" w:name="TestResult_10"/>
-            <w:bookmarkEnd w:id="47"/>
+            <w:bookmarkStart w:id="49" w:name="TestResultper_6"/>
+            <w:bookmarkEnd w:id="49"/>
+          </w:p>
+        </w:tc>
+        <w:tc>
+          <w:tcPr>
+            <w:tcW w:w="2835" w:type="dxa"/>
+            <w:vAlign w:val="center"/>
+          </w:tcPr>
+          <w:p>
+            <w:pPr>
+              <w:pStyle w:val="aa"/>
+              <w:rPr>
+                <w:noProof/>
+                <w:sz w:val="21"/>
+                <w:szCs w:val="21"/>
+              </w:rPr>
+            </w:pPr>
+            <w:bookmarkStart w:id="50" w:name="TestResult_6"/>
+            <w:bookmarkEnd w:id="50"/>
           </w:p>
         </w:tc>
         <w:tc>
@@ -1423,19 +1362,475 @@
         </w:tc>
         <w:tc>
           <w:tcPr>
-            <w:tcW w:w="3260" w:type="dxa"/>
+            <w:tcW w:w="992" w:type="dxa"/>
+            <w:vAlign w:val="center"/>
           </w:tcPr>
           <w:p>
             <w:pPr>
               <w:pStyle w:val="aa"/>
+              <w:jc w:val="right"/>
               <w:rPr>
                 <w:noProof/>
                 <w:sz w:val="21"/>
                 <w:szCs w:val="21"/>
               </w:rPr>
             </w:pPr>
-            <w:bookmarkStart w:id="48" w:name="Recommendation_10"/>
-            <w:bookmarkEnd w:id="48"/>
+            <w:bookmarkStart w:id="51" w:name="Recommendationper_6"/>
+            <w:bookmarkEnd w:id="51"/>
+          </w:p>
+        </w:tc>
+        <w:tc>
+          <w:tcPr>
+            <w:tcW w:w="2552" w:type="dxa"/>
+            <w:vAlign w:val="center"/>
+          </w:tcPr>
+          <w:p>
+            <w:pPr>
+              <w:pStyle w:val="aa"/>
+              <w:rPr>
+                <w:noProof/>
+                <w:sz w:val="21"/>
+                <w:szCs w:val="21"/>
+              </w:rPr>
+            </w:pPr>
+            <w:bookmarkStart w:id="52" w:name="Recommendation_6"/>
+            <w:bookmarkEnd w:id="52"/>
+          </w:p>
+        </w:tc>
+      </w:tr>
+      <w:tr>
+        <w:trPr>
+          <w:trHeight w:val="171"/>
+        </w:trPr>
+        <w:tc>
+          <w:tcPr>
+            <w:tcW w:w="1276" w:type="dxa"/>
+          </w:tcPr>
+          <w:p>
+            <w:pPr>
+              <w:spacing w:after="0" w:line="240" w:lineRule="auto"/>
+              <w:rPr>
+                <w:rFonts w:ascii="Arial" w:hAnsi="Arial" w:cs="Arial"/>
+                <w:sz w:val="18"/>
+                <w:szCs w:val="18"/>
+              </w:rPr>
+            </w:pPr>
+          </w:p>
+        </w:tc>
+        <w:tc>
+          <w:tcPr>
+            <w:tcW w:w="992" w:type="dxa"/>
+            <w:vAlign w:val="center"/>
+          </w:tcPr>
+          <w:p>
+            <w:pPr>
+              <w:pStyle w:val="aa"/>
+              <w:jc w:val="right"/>
+              <w:rPr>
+                <w:noProof/>
+                <w:sz w:val="21"/>
+                <w:szCs w:val="21"/>
+              </w:rPr>
+            </w:pPr>
+            <w:bookmarkStart w:id="53" w:name="TestResultper_7"/>
+            <w:bookmarkEnd w:id="53"/>
+          </w:p>
+        </w:tc>
+        <w:tc>
+          <w:tcPr>
+            <w:tcW w:w="2835" w:type="dxa"/>
+            <w:vAlign w:val="center"/>
+          </w:tcPr>
+          <w:p>
+            <w:pPr>
+              <w:pStyle w:val="aa"/>
+              <w:rPr>
+                <w:noProof/>
+                <w:sz w:val="21"/>
+                <w:szCs w:val="21"/>
+              </w:rPr>
+            </w:pPr>
+            <w:bookmarkStart w:id="54" w:name="TestResult_7"/>
+            <w:bookmarkEnd w:id="54"/>
+          </w:p>
+        </w:tc>
+        <w:tc>
+          <w:tcPr>
+            <w:tcW w:w="1843" w:type="dxa"/>
+          </w:tcPr>
+          <w:p>
+            <w:pPr>
+              <w:pStyle w:val="aa"/>
+              <w:rPr>
+                <w:noProof/>
+                <w:sz w:val="21"/>
+                <w:szCs w:val="21"/>
+              </w:rPr>
+            </w:pPr>
+          </w:p>
+        </w:tc>
+        <w:tc>
+          <w:tcPr>
+            <w:tcW w:w="992" w:type="dxa"/>
+            <w:vAlign w:val="center"/>
+          </w:tcPr>
+          <w:p>
+            <w:pPr>
+              <w:pStyle w:val="aa"/>
+              <w:jc w:val="right"/>
+              <w:rPr>
+                <w:noProof/>
+                <w:sz w:val="21"/>
+                <w:szCs w:val="21"/>
+              </w:rPr>
+            </w:pPr>
+            <w:bookmarkStart w:id="55" w:name="Recommendationper_7"/>
+            <w:bookmarkEnd w:id="55"/>
+          </w:p>
+        </w:tc>
+        <w:tc>
+          <w:tcPr>
+            <w:tcW w:w="2552" w:type="dxa"/>
+            <w:vAlign w:val="center"/>
+          </w:tcPr>
+          <w:p>
+            <w:pPr>
+              <w:pStyle w:val="aa"/>
+              <w:rPr>
+                <w:noProof/>
+                <w:sz w:val="21"/>
+                <w:szCs w:val="21"/>
+              </w:rPr>
+            </w:pPr>
+            <w:bookmarkStart w:id="56" w:name="Recommendation_7"/>
+            <w:bookmarkEnd w:id="56"/>
+          </w:p>
+        </w:tc>
+      </w:tr>
+      <w:tr>
+        <w:trPr>
+          <w:trHeight w:val="171"/>
+        </w:trPr>
+        <w:tc>
+          <w:tcPr>
+            <w:tcW w:w="1276" w:type="dxa"/>
+          </w:tcPr>
+          <w:p>
+            <w:pPr>
+              <w:spacing w:after="0" w:line="240" w:lineRule="auto"/>
+              <w:rPr>
+                <w:rFonts w:ascii="Arial" w:hAnsi="Arial" w:cs="Arial"/>
+                <w:sz w:val="18"/>
+                <w:szCs w:val="18"/>
+              </w:rPr>
+            </w:pPr>
+          </w:p>
+        </w:tc>
+        <w:tc>
+          <w:tcPr>
+            <w:tcW w:w="992" w:type="dxa"/>
+            <w:vAlign w:val="center"/>
+          </w:tcPr>
+          <w:p>
+            <w:pPr>
+              <w:pStyle w:val="aa"/>
+              <w:jc w:val="right"/>
+              <w:rPr>
+                <w:noProof/>
+                <w:sz w:val="21"/>
+                <w:szCs w:val="21"/>
+              </w:rPr>
+            </w:pPr>
+            <w:bookmarkStart w:id="57" w:name="TestResultper_8"/>
+            <w:bookmarkEnd w:id="57"/>
+          </w:p>
+        </w:tc>
+        <w:tc>
+          <w:tcPr>
+            <w:tcW w:w="2835" w:type="dxa"/>
+            <w:vAlign w:val="center"/>
+          </w:tcPr>
+          <w:p>
+            <w:pPr>
+              <w:pStyle w:val="aa"/>
+              <w:rPr>
+                <w:noProof/>
+                <w:sz w:val="21"/>
+                <w:szCs w:val="21"/>
+              </w:rPr>
+            </w:pPr>
+            <w:bookmarkStart w:id="58" w:name="TestResult_8"/>
+            <w:bookmarkEnd w:id="58"/>
+          </w:p>
+        </w:tc>
+        <w:tc>
+          <w:tcPr>
+            <w:tcW w:w="1843" w:type="dxa"/>
+          </w:tcPr>
+          <w:p>
+            <w:pPr>
+              <w:pStyle w:val="aa"/>
+              <w:rPr>
+                <w:noProof/>
+                <w:sz w:val="21"/>
+                <w:szCs w:val="21"/>
+              </w:rPr>
+            </w:pPr>
+          </w:p>
+        </w:tc>
+        <w:tc>
+          <w:tcPr>
+            <w:tcW w:w="992" w:type="dxa"/>
+            <w:vAlign w:val="center"/>
+          </w:tcPr>
+          <w:p>
+            <w:pPr>
+              <w:pStyle w:val="aa"/>
+              <w:jc w:val="right"/>
+              <w:rPr>
+                <w:noProof/>
+                <w:sz w:val="21"/>
+                <w:szCs w:val="21"/>
+              </w:rPr>
+            </w:pPr>
+            <w:bookmarkStart w:id="59" w:name="Recommendationper_8"/>
+            <w:bookmarkEnd w:id="59"/>
+          </w:p>
+        </w:tc>
+        <w:tc>
+          <w:tcPr>
+            <w:tcW w:w="2552" w:type="dxa"/>
+            <w:vAlign w:val="center"/>
+          </w:tcPr>
+          <w:p>
+            <w:pPr>
+              <w:pStyle w:val="aa"/>
+              <w:rPr>
+                <w:noProof/>
+                <w:sz w:val="21"/>
+                <w:szCs w:val="21"/>
+              </w:rPr>
+            </w:pPr>
+            <w:bookmarkStart w:id="60" w:name="Recommendation_8"/>
+            <w:bookmarkEnd w:id="60"/>
+          </w:p>
+        </w:tc>
+      </w:tr>
+      <w:tr>
+        <w:trPr>
+          <w:trHeight w:val="171"/>
+        </w:trPr>
+        <w:tc>
+          <w:tcPr>
+            <w:tcW w:w="1276" w:type="dxa"/>
+          </w:tcPr>
+          <w:p>
+            <w:pPr>
+              <w:spacing w:after="0" w:line="240" w:lineRule="auto"/>
+              <w:rPr>
+                <w:rFonts w:ascii="Arial" w:hAnsi="Arial" w:cs="Arial"/>
+                <w:sz w:val="18"/>
+                <w:szCs w:val="18"/>
+              </w:rPr>
+            </w:pPr>
+          </w:p>
+        </w:tc>
+        <w:tc>
+          <w:tcPr>
+            <w:tcW w:w="992" w:type="dxa"/>
+            <w:vAlign w:val="center"/>
+          </w:tcPr>
+          <w:p>
+            <w:pPr>
+              <w:pStyle w:val="aa"/>
+              <w:jc w:val="right"/>
+              <w:rPr>
+                <w:noProof/>
+                <w:sz w:val="21"/>
+                <w:szCs w:val="21"/>
+              </w:rPr>
+            </w:pPr>
+            <w:bookmarkStart w:id="61" w:name="TestResultper_9"/>
+            <w:bookmarkEnd w:id="61"/>
+          </w:p>
+        </w:tc>
+        <w:tc>
+          <w:tcPr>
+            <w:tcW w:w="2835" w:type="dxa"/>
+            <w:vAlign w:val="center"/>
+          </w:tcPr>
+          <w:p>
+            <w:pPr>
+              <w:pStyle w:val="aa"/>
+              <w:rPr>
+                <w:noProof/>
+                <w:sz w:val="21"/>
+                <w:szCs w:val="21"/>
+              </w:rPr>
+            </w:pPr>
+            <w:bookmarkStart w:id="62" w:name="TestResult_9"/>
+            <w:bookmarkEnd w:id="62"/>
+          </w:p>
+        </w:tc>
+        <w:tc>
+          <w:tcPr>
+            <w:tcW w:w="1843" w:type="dxa"/>
+          </w:tcPr>
+          <w:p>
+            <w:pPr>
+              <w:pStyle w:val="aa"/>
+              <w:rPr>
+                <w:noProof/>
+                <w:sz w:val="21"/>
+                <w:szCs w:val="21"/>
+              </w:rPr>
+            </w:pPr>
+          </w:p>
+        </w:tc>
+        <w:tc>
+          <w:tcPr>
+            <w:tcW w:w="992" w:type="dxa"/>
+            <w:vAlign w:val="center"/>
+          </w:tcPr>
+          <w:p>
+            <w:pPr>
+              <w:pStyle w:val="aa"/>
+              <w:jc w:val="right"/>
+              <w:rPr>
+                <w:noProof/>
+                <w:sz w:val="21"/>
+                <w:szCs w:val="21"/>
+              </w:rPr>
+            </w:pPr>
+            <w:bookmarkStart w:id="63" w:name="Recommendationper_9"/>
+            <w:bookmarkEnd w:id="63"/>
+          </w:p>
+        </w:tc>
+        <w:tc>
+          <w:tcPr>
+            <w:tcW w:w="2552" w:type="dxa"/>
+            <w:vAlign w:val="center"/>
+          </w:tcPr>
+          <w:p>
+            <w:pPr>
+              <w:pStyle w:val="aa"/>
+              <w:rPr>
+                <w:noProof/>
+                <w:sz w:val="21"/>
+                <w:szCs w:val="21"/>
+              </w:rPr>
+            </w:pPr>
+            <w:bookmarkStart w:id="64" w:name="Recommendation_9"/>
+            <w:bookmarkEnd w:id="64"/>
+          </w:p>
+        </w:tc>
+      </w:tr>
+      <w:tr>
+        <w:trPr>
+          <w:trHeight w:val="171"/>
+        </w:trPr>
+        <w:tc>
+          <w:tcPr>
+            <w:tcW w:w="1276" w:type="dxa"/>
+          </w:tcPr>
+          <w:p>
+            <w:pPr>
+              <w:spacing w:after="0" w:line="240" w:lineRule="auto"/>
+              <w:rPr>
+                <w:rFonts w:ascii="Arial" w:hAnsi="Arial" w:cs="Arial"/>
+                <w:sz w:val="18"/>
+                <w:szCs w:val="18"/>
+              </w:rPr>
+            </w:pPr>
+          </w:p>
+        </w:tc>
+        <w:tc>
+          <w:tcPr>
+            <w:tcW w:w="992" w:type="dxa"/>
+            <w:vAlign w:val="center"/>
+          </w:tcPr>
+          <w:p>
+            <w:pPr>
+              <w:pStyle w:val="aa"/>
+              <w:jc w:val="right"/>
+              <w:rPr>
+                <w:noProof/>
+                <w:sz w:val="21"/>
+                <w:szCs w:val="21"/>
+              </w:rPr>
+            </w:pPr>
+            <w:bookmarkStart w:id="65" w:name="TestResultper_10"/>
+            <w:bookmarkEnd w:id="65"/>
+          </w:p>
+        </w:tc>
+        <w:tc>
+          <w:tcPr>
+            <w:tcW w:w="2835" w:type="dxa"/>
+            <w:vAlign w:val="center"/>
+          </w:tcPr>
+          <w:p>
+            <w:pPr>
+              <w:pStyle w:val="aa"/>
+              <w:rPr>
+                <w:noProof/>
+                <w:sz w:val="21"/>
+                <w:szCs w:val="21"/>
+              </w:rPr>
+            </w:pPr>
+            <w:bookmarkStart w:id="66" w:name="TestResult_10"/>
+            <w:bookmarkEnd w:id="66"/>
+          </w:p>
+        </w:tc>
+        <w:tc>
+          <w:tcPr>
+            <w:tcW w:w="1843" w:type="dxa"/>
+          </w:tcPr>
+          <w:p>
+            <w:pPr>
+              <w:pStyle w:val="aa"/>
+              <w:rPr>
+                <w:noProof/>
+                <w:sz w:val="21"/>
+                <w:szCs w:val="21"/>
+              </w:rPr>
+            </w:pPr>
+          </w:p>
+        </w:tc>
+        <w:tc>
+          <w:tcPr>
+            <w:tcW w:w="992" w:type="dxa"/>
+            <w:vAlign w:val="center"/>
+          </w:tcPr>
+          <w:p>
+            <w:pPr>
+              <w:pStyle w:val="aa"/>
+              <w:jc w:val="right"/>
+              <w:rPr>
+                <w:noProof/>
+                <w:sz w:val="21"/>
+                <w:szCs w:val="21"/>
+              </w:rPr>
+            </w:pPr>
+            <w:bookmarkStart w:id="67" w:name="Recommendationper_10"/>
+            <w:bookmarkEnd w:id="67"/>
+          </w:p>
+        </w:tc>
+        <w:tc>
+          <w:tcPr>
+            <w:tcW w:w="2552" w:type="dxa"/>
+            <w:vAlign w:val="center"/>
+          </w:tcPr>
+          <w:p>
+            <w:pPr>
+              <w:pStyle w:val="aa"/>
+              <w:rPr>
+                <w:noProof/>
+                <w:sz w:val="21"/>
+                <w:szCs w:val="21"/>
+              </w:rPr>
+            </w:pPr>
+            <w:bookmarkStart w:id="68" w:name="Recommendation_10"/>
+            <w:bookmarkEnd w:id="68"/>
           </w:p>
         </w:tc>
       </w:tr>
@@ -1493,8 +1888,8 @@
               </w:rPr>
               <w:t>Conclusion:</w:t>
             </w:r>
-            <w:bookmarkStart w:id="49" w:name="Conclusion"/>
-            <w:bookmarkEnd w:id="49"/>
+            <w:bookmarkStart w:id="69" w:name="Conclusion"/>
+            <w:bookmarkEnd w:id="69"/>
           </w:p>
         </w:tc>
         <w:tc>
@@ -1510,8 +1905,8 @@
                 <w:szCs w:val="18"/>
               </w:rPr>
             </w:pPr>
-            <w:bookmarkStart w:id="50" w:name="VertifyResult"/>
-            <w:bookmarkEnd w:id="50"/>
+            <w:bookmarkStart w:id="70" w:name="VertifyResult"/>
+            <w:bookmarkEnd w:id="70"/>
           </w:p>
         </w:tc>
       </w:tr>
@@ -1569,8 +1964,8 @@
               </w:rPr>
               <w:t>Remark:</w:t>
             </w:r>
-            <w:bookmarkStart w:id="51" w:name="Remark"/>
-            <w:bookmarkEnd w:id="51"/>
+            <w:bookmarkStart w:id="71" w:name="Remark"/>
+            <w:bookmarkEnd w:id="71"/>
           </w:p>
         </w:tc>
         <w:tc>
@@ -1586,8 +1981,8 @@
                 <w:szCs w:val="18"/>
               </w:rPr>
             </w:pPr>
-            <w:bookmarkStart w:id="52" w:name="ResultRemark"/>
-            <w:bookmarkEnd w:id="52"/>
+            <w:bookmarkStart w:id="72" w:name="ResultRemark"/>
+            <w:bookmarkEnd w:id="72"/>
           </w:p>
         </w:tc>
         <w:tc>
@@ -1603,8 +1998,8 @@
                 <w:szCs w:val="18"/>
               </w:rPr>
             </w:pPr>
-            <w:bookmarkStart w:id="53" w:name="LabelRemark"/>
-            <w:bookmarkEnd w:id="53"/>
+            <w:bookmarkStart w:id="73" w:name="LabelRemark"/>
+            <w:bookmarkEnd w:id="73"/>
           </w:p>
         </w:tc>
       </w:tr>
@@ -1640,8 +2035,8 @@
                 <w:szCs w:val="18"/>
               </w:rPr>
             </w:pPr>
-            <w:bookmarkStart w:id="54" w:name="JudgmentLabelRemark"/>
-            <w:bookmarkEnd w:id="54"/>
+            <w:bookmarkStart w:id="74" w:name="JudgmentLabelRemark"/>
+            <w:bookmarkEnd w:id="74"/>
           </w:p>
         </w:tc>
       </w:tr>
@@ -1677,8 +2072,8 @@
                 <w:szCs w:val="18"/>
               </w:rPr>
             </w:pPr>
-            <w:bookmarkStart w:id="55" w:name="LanguageLabelRemark"/>
-            <w:bookmarkEnd w:id="55"/>
+            <w:bookmarkStart w:id="75" w:name="LanguageLabelRemark"/>
+            <w:bookmarkEnd w:id="75"/>
           </w:p>
         </w:tc>
       </w:tr>
@@ -1694,7 +2089,7 @@
       </w:pPr>
     </w:p>
     <w:sectPr>
-      <w:footerReference w:type="default" r:id="rId14"/>
+      <w:footerReference w:type="default" r:id="rId13"/>
       <w:type w:val="continuous"/>
       <w:pgSz w:w="11906" w:h="16838"/>
       <w:pgMar w:top="720" w:right="720" w:bottom="720" w:left="720" w:header="60" w:footer="708" w:gutter="0"/>
@@ -1731,16 +2126,6 @@
 </file>
 
 <file path=word/footer1.xml><?xml version="1.0" encoding="utf-8"?>
-<w:ftr xmlns:wpc="http://schemas.microsoft.com/office/word/2010/wordprocessingCanvas" xmlns:cx="http://schemas.microsoft.com/office/drawing/2014/chartex" xmlns:cx1="http://schemas.microsoft.com/office/drawing/2015/9/8/chartex" xmlns:cx2="http://schemas.microsoft.com/office/drawing/2015/10/21/chartex" xmlns:cx3="http://schemas.microsoft.com/office/drawing/2016/5/9/chartex" xmlns:cx4="http://schemas.microsoft.com/office/drawing/2016/5/10/chartex" xmlns:cx5="http://schemas.microsoft.com/office/drawing/2016/5/11/chartex" xmlns:cx6="http://schemas.microsoft.com/office/drawing/2016/5/12/chartex" xmlns:cx7="http://schemas.microsoft.com/office/drawing/2016/5/13/chartex" xmlns:cx8="http://schemas.microsoft.com/office/drawing/2016/5/14/chartex" xmlns:mc="http://schemas.openxmlformats.org/markup-compatibility/2006" xmlns:aink="http://schemas.microsoft.com/office/drawing/2016/ink" xmlns:am3d="http://schemas.microsoft.com/office/drawing/2017/model3d" xmlns:o="urn:schemas-microsoft-com:office:office" xmlns:oel="http://schemas.microsoft.com/office/2019/extlst" xmlns:r="http://schemas.openxmlformats.org/officeDocument/2006/relationships" xmlns:m="http://schemas.openxmlformats.org/officeDocument/2006/math" xmlns:v="urn:schemas-microsoft-com:vml" xmlns:wp14="http://schemas.microsoft.com/office/word/2010/wordprocessingDrawing" xmlns:wp="http://schemas.openxmlformats.org/drawingml/2006/wordprocessingDrawing" xmlns:w10="urn:schemas-microsoft-com:office:word" xmlns:w="http://schemas.openxmlformats.org/wordprocessingml/2006/main" xmlns:w14="http://schemas.microsoft.com/office/word/2010/wordml" xmlns:w15="http://schemas.microsoft.com/office/word/2012/wordml" xmlns:w16cex="http://schemas.microsoft.com/office/word/2018/wordml/cex" xmlns:w16cid="http://schemas.microsoft.com/office/word/2016/wordml/cid" xmlns:w16="http://schemas.microsoft.com/office/word/2018/wordml" xmlns:w16du="http://schemas.microsoft.com/office/word/2023/wordml/word16du" xmlns:w16sdtdh="http://schemas.microsoft.com/office/word/2020/wordml/sdtdatahash" xmlns:w16sdtfl="http://schemas.microsoft.com/office/word/2024/wordml/sdtformatlock" xmlns:w16se="http://schemas.microsoft.com/office/word/2015/wordml/symex" xmlns:wpg="http://schemas.microsoft.com/office/word/2010/wordprocessingGroup" xmlns:wpi="http://schemas.microsoft.com/office/word/2010/wordprocessingInk" xmlns:wne="http://schemas.microsoft.com/office/word/2006/wordml" xmlns:wps="http://schemas.microsoft.com/office/word/2010/wordprocessingShape" mc:Ignorable="w14 w15 w16se w16cid w16 w16cex w16sdtdh w16sdtfl w16du wp14">
-  <w:p>
-    <w:pPr>
-      <w:pStyle w:val="a5"/>
-    </w:pPr>
-  </w:p>
-</w:ftr>
-</file>
-
-<file path=word/footer2.xml><?xml version="1.0" encoding="utf-8"?>
 <w:ftr xmlns:wpc="http://schemas.microsoft.com/office/word/2010/wordprocessingCanvas" xmlns:cx="http://schemas.microsoft.com/office/drawing/2014/chartex" xmlns:cx1="http://schemas.microsoft.com/office/drawing/2015/9/8/chartex" xmlns:cx2="http://schemas.microsoft.com/office/drawing/2015/10/21/chartex" xmlns:cx3="http://schemas.microsoft.com/office/drawing/2016/5/9/chartex" xmlns:cx4="http://schemas.microsoft.com/office/drawing/2016/5/10/chartex" xmlns:cx5="http://schemas.microsoft.com/office/drawing/2016/5/11/chartex" xmlns:cx6="http://schemas.microsoft.com/office/drawing/2016/5/12/chartex" xmlns:cx7="http://schemas.microsoft.com/office/drawing/2016/5/13/chartex" xmlns:cx8="http://schemas.microsoft.com/office/drawing/2016/5/14/chartex" xmlns:mc="http://schemas.openxmlformats.org/markup-compatibility/2006" xmlns:aink="http://schemas.microsoft.com/office/drawing/2016/ink" xmlns:am3d="http://schemas.microsoft.com/office/drawing/2017/model3d" xmlns:o="urn:schemas-microsoft-com:office:office" xmlns:oel="http://schemas.microsoft.com/office/2019/extlst" xmlns:r="http://schemas.openxmlformats.org/officeDocument/2006/relationships" xmlns:m="http://schemas.openxmlformats.org/officeDocument/2006/math" xmlns:v="urn:schemas-microsoft-com:vml" xmlns:wp14="http://schemas.microsoft.com/office/word/2010/wordprocessingDrawing" xmlns:wp="http://schemas.openxmlformats.org/drawingml/2006/wordprocessingDrawing" xmlns:w10="urn:schemas-microsoft-com:office:word" xmlns:w="http://schemas.openxmlformats.org/wordprocessingml/2006/main" xmlns:w14="http://schemas.microsoft.com/office/word/2010/wordml" xmlns:w15="http://schemas.microsoft.com/office/word/2012/wordml" xmlns:w16cex="http://schemas.microsoft.com/office/word/2018/wordml/cex" xmlns:w16cid="http://schemas.microsoft.com/office/word/2016/wordml/cid" xmlns:w16="http://schemas.microsoft.com/office/word/2018/wordml" xmlns:w16du="http://schemas.microsoft.com/office/word/2023/wordml/word16du" xmlns:w16sdtdh="http://schemas.microsoft.com/office/word/2020/wordml/sdtdatahash" xmlns:w16sdtfl="http://schemas.microsoft.com/office/word/2024/wordml/sdtformatlock" xmlns:w16se="http://schemas.microsoft.com/office/word/2015/wordml/symex" xmlns:wpg="http://schemas.microsoft.com/office/word/2010/wordprocessingGroup" xmlns:wpi="http://schemas.microsoft.com/office/word/2010/wordprocessingInk" xmlns:wne="http://schemas.microsoft.com/office/word/2006/wordml" xmlns:wps="http://schemas.microsoft.com/office/word/2010/wordprocessingShape" mc:Ignorable="w14 w15 w16se w16cid w16 w16cex w16sdtdh w16sdtfl w16du wp14">
   <w:tbl>
     <w:tblPr>
@@ -2083,7 +2468,7 @@
 </w:ftr>
 </file>
 
-<file path=word/footer3.xml><?xml version="1.0" encoding="utf-8"?>
+<file path=word/footer2.xml><?xml version="1.0" encoding="utf-8"?>
 <w:ftr xmlns:wpc="http://schemas.microsoft.com/office/word/2010/wordprocessingCanvas" xmlns:cx="http://schemas.microsoft.com/office/drawing/2014/chartex" xmlns:cx1="http://schemas.microsoft.com/office/drawing/2015/9/8/chartex" xmlns:cx2="http://schemas.microsoft.com/office/drawing/2015/10/21/chartex" xmlns:cx3="http://schemas.microsoft.com/office/drawing/2016/5/9/chartex" xmlns:cx4="http://schemas.microsoft.com/office/drawing/2016/5/10/chartex" xmlns:cx5="http://schemas.microsoft.com/office/drawing/2016/5/11/chartex" xmlns:cx6="http://schemas.microsoft.com/office/drawing/2016/5/12/chartex" xmlns:cx7="http://schemas.microsoft.com/office/drawing/2016/5/13/chartex" xmlns:cx8="http://schemas.microsoft.com/office/drawing/2016/5/14/chartex" xmlns:mc="http://schemas.openxmlformats.org/markup-compatibility/2006" xmlns:aink="http://schemas.microsoft.com/office/drawing/2016/ink" xmlns:am3d="http://schemas.microsoft.com/office/drawing/2017/model3d" xmlns:o="urn:schemas-microsoft-com:office:office" xmlns:oel="http://schemas.microsoft.com/office/2019/extlst" xmlns:r="http://schemas.openxmlformats.org/officeDocument/2006/relationships" xmlns:m="http://schemas.openxmlformats.org/officeDocument/2006/math" xmlns:v="urn:schemas-microsoft-com:vml" xmlns:wp14="http://schemas.microsoft.com/office/word/2010/wordprocessingDrawing" xmlns:wp="http://schemas.openxmlformats.org/drawingml/2006/wordprocessingDrawing" xmlns:w10="urn:schemas-microsoft-com:office:word" xmlns:w="http://schemas.openxmlformats.org/wordprocessingml/2006/main" xmlns:w14="http://schemas.microsoft.com/office/word/2010/wordml" xmlns:w15="http://schemas.microsoft.com/office/word/2012/wordml" xmlns:w16cex="http://schemas.microsoft.com/office/word/2018/wordml/cex" xmlns:w16cid="http://schemas.microsoft.com/office/word/2016/wordml/cid" xmlns:w16="http://schemas.microsoft.com/office/word/2018/wordml" xmlns:w16du="http://schemas.microsoft.com/office/word/2023/wordml/word16du" xmlns:w16sdtdh="http://schemas.microsoft.com/office/word/2020/wordml/sdtdatahash" xmlns:w16sdtfl="http://schemas.microsoft.com/office/word/2024/wordml/sdtformatlock" xmlns:w16se="http://schemas.microsoft.com/office/word/2015/wordml/symex" xmlns:wpg="http://schemas.microsoft.com/office/word/2010/wordprocessingGroup" xmlns:wpi="http://schemas.microsoft.com/office/word/2010/wordprocessingInk" xmlns:wne="http://schemas.microsoft.com/office/word/2006/wordml" xmlns:wps="http://schemas.microsoft.com/office/word/2010/wordprocessingShape" mc:Ignorable="w14 w15 w16se w16cid w16 w16cex w16sdtdh w16sdtfl w16du wp14">
   <w:tbl>
     <w:tblPr>
@@ -3622,7 +4007,7 @@
 </w:ftr>
 </file>
 
-<file path=word/footer4.xml><?xml version="1.0" encoding="utf-8"?>
+<file path=word/footer3.xml><?xml version="1.0" encoding="utf-8"?>
 <w:ftr xmlns:wpc="http://schemas.microsoft.com/office/word/2010/wordprocessingCanvas" xmlns:cx="http://schemas.microsoft.com/office/drawing/2014/chartex" xmlns:cx1="http://schemas.microsoft.com/office/drawing/2015/9/8/chartex" xmlns:cx2="http://schemas.microsoft.com/office/drawing/2015/10/21/chartex" xmlns:cx3="http://schemas.microsoft.com/office/drawing/2016/5/9/chartex" xmlns:cx4="http://schemas.microsoft.com/office/drawing/2016/5/10/chartex" xmlns:cx5="http://schemas.microsoft.com/office/drawing/2016/5/11/chartex" xmlns:cx6="http://schemas.microsoft.com/office/drawing/2016/5/12/chartex" xmlns:cx7="http://schemas.microsoft.com/office/drawing/2016/5/13/chartex" xmlns:cx8="http://schemas.microsoft.com/office/drawing/2016/5/14/chartex" xmlns:mc="http://schemas.openxmlformats.org/markup-compatibility/2006" xmlns:aink="http://schemas.microsoft.com/office/drawing/2016/ink" xmlns:am3d="http://schemas.microsoft.com/office/drawing/2017/model3d" xmlns:o="urn:schemas-microsoft-com:office:office" xmlns:oel="http://schemas.microsoft.com/office/2019/extlst" xmlns:r="http://schemas.openxmlformats.org/officeDocument/2006/relationships" xmlns:m="http://schemas.openxmlformats.org/officeDocument/2006/math" xmlns:v="urn:schemas-microsoft-com:vml" xmlns:wp14="http://schemas.microsoft.com/office/word/2010/wordprocessingDrawing" xmlns:wp="http://schemas.openxmlformats.org/drawingml/2006/wordprocessingDrawing" xmlns:w10="urn:schemas-microsoft-com:office:word" xmlns:w="http://schemas.openxmlformats.org/wordprocessingml/2006/main" xmlns:w14="http://schemas.microsoft.com/office/word/2010/wordml" xmlns:w15="http://schemas.microsoft.com/office/word/2012/wordml" xmlns:w16cex="http://schemas.microsoft.com/office/word/2018/wordml/cex" xmlns:w16cid="http://schemas.microsoft.com/office/word/2016/wordml/cid" xmlns:w16="http://schemas.microsoft.com/office/word/2018/wordml" xmlns:w16du="http://schemas.microsoft.com/office/word/2023/wordml/word16du" xmlns:w16sdtdh="http://schemas.microsoft.com/office/word/2020/wordml/sdtdatahash" xmlns:w16sdtfl="http://schemas.microsoft.com/office/word/2024/wordml/sdtformatlock" xmlns:w16se="http://schemas.microsoft.com/office/word/2015/wordml/symex" xmlns:wpg="http://schemas.microsoft.com/office/word/2010/wordprocessingGroup" xmlns:wpi="http://schemas.microsoft.com/office/word/2010/wordprocessingInk" xmlns:wne="http://schemas.microsoft.com/office/word/2006/wordml" xmlns:wps="http://schemas.microsoft.com/office/word/2010/wordprocessingShape" mc:Ignorable="w14 w15 w16se w16cid w16 w16cex w16sdtdh w16sdtfl w16du wp14">
   <w:tbl>
     <w:tblPr>

--- a/wwwroot/DocxModel/Common_FIBER/FIBER_ANALYSIS_DATA_SHEET_Single.docx
+++ b/wwwroot/DocxModel/Common_FIBER/FIBER_ANALYSIS_DATA_SHEET_Single.docx
@@ -684,17 +684,19 @@
     </w:p>
     <w:tbl>
       <w:tblPr>
-        <w:tblW w:w="10490" w:type="dxa"/>
+        <w:tblW w:w="10632" w:type="dxa"/>
+        <w:tblInd w:w="-142" w:type="dxa"/>
         <w:tblLayout w:type="fixed"/>
         <w:tblLook w:val="04A0" w:firstRow="1" w:lastRow="0" w:firstColumn="1" w:lastColumn="0" w:noHBand="0" w:noVBand="1"/>
       </w:tblPr>
       <w:tblGrid>
-        <w:gridCol w:w="1276"/>
-        <w:gridCol w:w="992"/>
-        <w:gridCol w:w="2835"/>
-        <w:gridCol w:w="1843"/>
-        <w:gridCol w:w="992"/>
-        <w:gridCol w:w="2552"/>
+        <w:gridCol w:w="142"/>
+        <w:gridCol w:w="1134"/>
+        <w:gridCol w:w="1871"/>
+        <w:gridCol w:w="1871"/>
+        <w:gridCol w:w="1871"/>
+        <w:gridCol w:w="1871"/>
+        <w:gridCol w:w="1872"/>
       </w:tblGrid>
       <w:tr>
         <w:trPr>
@@ -703,6 +705,7 @@
         <w:tc>
           <w:tcPr>
             <w:tcW w:w="1276" w:type="dxa"/>
+            <w:gridSpan w:val="2"/>
             <w:vAlign w:val="center"/>
           </w:tcPr>
           <w:p>
@@ -710,7 +713,7 @@
               <w:pStyle w:val="aa"/>
               <w:jc w:val="right"/>
               <w:rPr>
-                <w:rFonts w:ascii="Arial" w:hAnsi="Arial" w:cs="Arial" w:hint="eastAsia"/>
+                <w:rFonts w:ascii="Arial" w:hAnsi="Arial" w:cs="Arial"/>
                 <w:b/>
                 <w:sz w:val="18"/>
                 <w:szCs w:val="18"/>
@@ -730,7 +733,7 @@
         </w:tc>
         <w:tc>
           <w:tcPr>
-            <w:tcW w:w="992" w:type="dxa"/>
+            <w:tcW w:w="1871" w:type="dxa"/>
             <w:vAlign w:val="center"/>
           </w:tcPr>
           <w:p>
@@ -738,7 +741,7 @@
               <w:pStyle w:val="aa"/>
               <w:jc w:val="right"/>
               <w:rPr>
-                <w:rFonts w:ascii="Arial" w:hAnsi="Arial" w:cs="Arial" w:hint="eastAsia"/>
+                <w:rFonts w:ascii="Arial" w:hAnsi="Arial" w:cs="Arial"/>
                 <w:bCs/>
                 <w:sz w:val="18"/>
                 <w:szCs w:val="18"/>
@@ -750,7 +753,7 @@
         </w:tc>
         <w:tc>
           <w:tcPr>
-            <w:tcW w:w="2835" w:type="dxa"/>
+            <w:tcW w:w="1871" w:type="dxa"/>
             <w:vAlign w:val="center"/>
           </w:tcPr>
           <w:p>
@@ -769,7 +772,7 @@
         </w:tc>
         <w:tc>
           <w:tcPr>
-            <w:tcW w:w="1843" w:type="dxa"/>
+            <w:tcW w:w="1871" w:type="dxa"/>
             <w:vAlign w:val="center"/>
           </w:tcPr>
           <w:p>
@@ -798,7 +801,7 @@
         </w:tc>
         <w:tc>
           <w:tcPr>
-            <w:tcW w:w="992" w:type="dxa"/>
+            <w:tcW w:w="1871" w:type="dxa"/>
             <w:vAlign w:val="center"/>
           </w:tcPr>
           <w:p>
@@ -818,7 +821,7 @@
         </w:tc>
         <w:tc>
           <w:tcPr>
-            <w:tcW w:w="2552" w:type="dxa"/>
+            <w:tcW w:w="1872" w:type="dxa"/>
             <w:vAlign w:val="center"/>
           </w:tcPr>
           <w:p>
@@ -839,11 +842,13 @@
       </w:tr>
       <w:tr>
         <w:trPr>
+          <w:gridBefore w:val="1"/>
+          <w:wBefore w:w="142" w:type="dxa"/>
           <w:trHeight w:val="294"/>
         </w:trPr>
         <w:tc>
           <w:tcPr>
-            <w:tcW w:w="1276" w:type="dxa"/>
+            <w:tcW w:w="1134" w:type="dxa"/>
           </w:tcPr>
           <w:p>
             <w:pPr>
@@ -860,7 +865,7 @@
         </w:tc>
         <w:tc>
           <w:tcPr>
-            <w:tcW w:w="992" w:type="dxa"/>
+            <w:tcW w:w="1871" w:type="dxa"/>
             <w:vAlign w:val="center"/>
           </w:tcPr>
           <w:p>
@@ -880,7 +885,7 @@
         </w:tc>
         <w:tc>
           <w:tcPr>
-            <w:tcW w:w="2835" w:type="dxa"/>
+            <w:tcW w:w="1871" w:type="dxa"/>
             <w:vAlign w:val="center"/>
           </w:tcPr>
           <w:p>
@@ -899,7 +904,7 @@
         </w:tc>
         <w:tc>
           <w:tcPr>
-            <w:tcW w:w="1843" w:type="dxa"/>
+            <w:tcW w:w="1871" w:type="dxa"/>
           </w:tcPr>
           <w:p>
             <w:pPr>
@@ -918,7 +923,7 @@
         </w:tc>
         <w:tc>
           <w:tcPr>
-            <w:tcW w:w="992" w:type="dxa"/>
+            <w:tcW w:w="1871" w:type="dxa"/>
             <w:vAlign w:val="center"/>
           </w:tcPr>
           <w:p>
@@ -938,7 +943,7 @@
         </w:tc>
         <w:tc>
           <w:tcPr>
-            <w:tcW w:w="2552" w:type="dxa"/>
+            <w:tcW w:w="1872" w:type="dxa"/>
             <w:vAlign w:val="center"/>
           </w:tcPr>
           <w:p>
@@ -960,11 +965,13 @@
       </w:tr>
       <w:tr>
         <w:trPr>
+          <w:gridBefore w:val="1"/>
+          <w:wBefore w:w="142" w:type="dxa"/>
           <w:trHeight w:val="171"/>
         </w:trPr>
         <w:tc>
           <w:tcPr>
-            <w:tcW w:w="1276" w:type="dxa"/>
+            <w:tcW w:w="1134" w:type="dxa"/>
           </w:tcPr>
           <w:p>
             <w:pPr>
@@ -982,7 +989,7 @@
         </w:tc>
         <w:tc>
           <w:tcPr>
-            <w:tcW w:w="992" w:type="dxa"/>
+            <w:tcW w:w="1871" w:type="dxa"/>
             <w:vAlign w:val="center"/>
           </w:tcPr>
           <w:p>
@@ -1001,7 +1008,7 @@
         </w:tc>
         <w:tc>
           <w:tcPr>
-            <w:tcW w:w="2835" w:type="dxa"/>
+            <w:tcW w:w="1871" w:type="dxa"/>
             <w:vAlign w:val="center"/>
           </w:tcPr>
           <w:p>
@@ -1019,7 +1026,7 @@
         </w:tc>
         <w:tc>
           <w:tcPr>
-            <w:tcW w:w="1843" w:type="dxa"/>
+            <w:tcW w:w="1871" w:type="dxa"/>
           </w:tcPr>
           <w:p>
             <w:pPr>
@@ -1034,7 +1041,7 @@
         </w:tc>
         <w:tc>
           <w:tcPr>
-            <w:tcW w:w="992" w:type="dxa"/>
+            <w:tcW w:w="1871" w:type="dxa"/>
             <w:vAlign w:val="center"/>
           </w:tcPr>
           <w:p>
@@ -1053,7 +1060,7 @@
         </w:tc>
         <w:tc>
           <w:tcPr>
-            <w:tcW w:w="2552" w:type="dxa"/>
+            <w:tcW w:w="1872" w:type="dxa"/>
             <w:vAlign w:val="center"/>
           </w:tcPr>
           <w:p>
@@ -1072,11 +1079,13 @@
       </w:tr>
       <w:tr>
         <w:trPr>
+          <w:gridBefore w:val="1"/>
+          <w:wBefore w:w="142" w:type="dxa"/>
           <w:trHeight w:val="171"/>
         </w:trPr>
         <w:tc>
           <w:tcPr>
-            <w:tcW w:w="1276" w:type="dxa"/>
+            <w:tcW w:w="1134" w:type="dxa"/>
           </w:tcPr>
           <w:p>
             <w:pPr>
@@ -1092,7 +1101,7 @@
         </w:tc>
         <w:tc>
           <w:tcPr>
-            <w:tcW w:w="992" w:type="dxa"/>
+            <w:tcW w:w="1871" w:type="dxa"/>
             <w:vAlign w:val="center"/>
           </w:tcPr>
           <w:p>
@@ -1111,7 +1120,7 @@
         </w:tc>
         <w:tc>
           <w:tcPr>
-            <w:tcW w:w="2835" w:type="dxa"/>
+            <w:tcW w:w="1871" w:type="dxa"/>
             <w:vAlign w:val="center"/>
           </w:tcPr>
           <w:p>
@@ -1129,7 +1138,7 @@
         </w:tc>
         <w:tc>
           <w:tcPr>
-            <w:tcW w:w="1843" w:type="dxa"/>
+            <w:tcW w:w="1871" w:type="dxa"/>
           </w:tcPr>
           <w:p>
             <w:pPr>
@@ -1144,7 +1153,7 @@
         </w:tc>
         <w:tc>
           <w:tcPr>
-            <w:tcW w:w="992" w:type="dxa"/>
+            <w:tcW w:w="1871" w:type="dxa"/>
             <w:vAlign w:val="center"/>
           </w:tcPr>
           <w:p>
@@ -1163,7 +1172,7 @@
         </w:tc>
         <w:tc>
           <w:tcPr>
-            <w:tcW w:w="2552" w:type="dxa"/>
+            <w:tcW w:w="1872" w:type="dxa"/>
             <w:vAlign w:val="center"/>
           </w:tcPr>
           <w:p>
@@ -1182,11 +1191,13 @@
       </w:tr>
       <w:tr>
         <w:trPr>
+          <w:gridBefore w:val="1"/>
+          <w:wBefore w:w="142" w:type="dxa"/>
           <w:trHeight w:val="171"/>
         </w:trPr>
         <w:tc>
           <w:tcPr>
-            <w:tcW w:w="1276" w:type="dxa"/>
+            <w:tcW w:w="1134" w:type="dxa"/>
           </w:tcPr>
           <w:p>
             <w:pPr>
@@ -1201,7 +1212,7 @@
         </w:tc>
         <w:tc>
           <w:tcPr>
-            <w:tcW w:w="992" w:type="dxa"/>
+            <w:tcW w:w="1871" w:type="dxa"/>
             <w:vAlign w:val="center"/>
           </w:tcPr>
           <w:p>
@@ -1220,7 +1231,7 @@
         </w:tc>
         <w:tc>
           <w:tcPr>
-            <w:tcW w:w="2835" w:type="dxa"/>
+            <w:tcW w:w="1871" w:type="dxa"/>
             <w:vAlign w:val="center"/>
           </w:tcPr>
           <w:p>
@@ -1238,7 +1249,7 @@
         </w:tc>
         <w:tc>
           <w:tcPr>
-            <w:tcW w:w="1843" w:type="dxa"/>
+            <w:tcW w:w="1871" w:type="dxa"/>
           </w:tcPr>
           <w:p>
             <w:pPr>
@@ -1253,7 +1264,7 @@
         </w:tc>
         <w:tc>
           <w:tcPr>
-            <w:tcW w:w="992" w:type="dxa"/>
+            <w:tcW w:w="1871" w:type="dxa"/>
             <w:vAlign w:val="center"/>
           </w:tcPr>
           <w:p>
@@ -1272,7 +1283,7 @@
         </w:tc>
         <w:tc>
           <w:tcPr>
-            <w:tcW w:w="2552" w:type="dxa"/>
+            <w:tcW w:w="1872" w:type="dxa"/>
             <w:vAlign w:val="center"/>
           </w:tcPr>
           <w:p>
@@ -1291,11 +1302,13 @@
       </w:tr>
       <w:tr>
         <w:trPr>
+          <w:gridBefore w:val="1"/>
+          <w:wBefore w:w="142" w:type="dxa"/>
           <w:trHeight w:val="171"/>
         </w:trPr>
         <w:tc>
           <w:tcPr>
-            <w:tcW w:w="1276" w:type="dxa"/>
+            <w:tcW w:w="1134" w:type="dxa"/>
           </w:tcPr>
           <w:p>
             <w:pPr>
@@ -1310,7 +1323,7 @@
         </w:tc>
         <w:tc>
           <w:tcPr>
-            <w:tcW w:w="992" w:type="dxa"/>
+            <w:tcW w:w="1871" w:type="dxa"/>
             <w:vAlign w:val="center"/>
           </w:tcPr>
           <w:p>
@@ -1329,7 +1342,7 @@
         </w:tc>
         <w:tc>
           <w:tcPr>
-            <w:tcW w:w="2835" w:type="dxa"/>
+            <w:tcW w:w="1871" w:type="dxa"/>
             <w:vAlign w:val="center"/>
           </w:tcPr>
           <w:p>
@@ -1347,7 +1360,7 @@
         </w:tc>
         <w:tc>
           <w:tcPr>
-            <w:tcW w:w="1843" w:type="dxa"/>
+            <w:tcW w:w="1871" w:type="dxa"/>
           </w:tcPr>
           <w:p>
             <w:pPr>
@@ -1362,7 +1375,7 @@
         </w:tc>
         <w:tc>
           <w:tcPr>
-            <w:tcW w:w="992" w:type="dxa"/>
+            <w:tcW w:w="1871" w:type="dxa"/>
             <w:vAlign w:val="center"/>
           </w:tcPr>
           <w:p>
@@ -1381,7 +1394,7 @@
         </w:tc>
         <w:tc>
           <w:tcPr>
-            <w:tcW w:w="2552" w:type="dxa"/>
+            <w:tcW w:w="1872" w:type="dxa"/>
             <w:vAlign w:val="center"/>
           </w:tcPr>
           <w:p>
@@ -1400,11 +1413,13 @@
       </w:tr>
       <w:tr>
         <w:trPr>
+          <w:gridBefore w:val="1"/>
+          <w:wBefore w:w="142" w:type="dxa"/>
           <w:trHeight w:val="171"/>
         </w:trPr>
         <w:tc>
           <w:tcPr>
-            <w:tcW w:w="1276" w:type="dxa"/>
+            <w:tcW w:w="1134" w:type="dxa"/>
           </w:tcPr>
           <w:p>
             <w:pPr>
@@ -1419,7 +1434,7 @@
         </w:tc>
         <w:tc>
           <w:tcPr>
-            <w:tcW w:w="992" w:type="dxa"/>
+            <w:tcW w:w="1871" w:type="dxa"/>
             <w:vAlign w:val="center"/>
           </w:tcPr>
           <w:p>
@@ -1438,7 +1453,7 @@
         </w:tc>
         <w:tc>
           <w:tcPr>
-            <w:tcW w:w="2835" w:type="dxa"/>
+            <w:tcW w:w="1871" w:type="dxa"/>
             <w:vAlign w:val="center"/>
           </w:tcPr>
           <w:p>
@@ -1456,7 +1471,7 @@
         </w:tc>
         <w:tc>
           <w:tcPr>
-            <w:tcW w:w="1843" w:type="dxa"/>
+            <w:tcW w:w="1871" w:type="dxa"/>
           </w:tcPr>
           <w:p>
             <w:pPr>
@@ -1471,7 +1486,7 @@
         </w:tc>
         <w:tc>
           <w:tcPr>
-            <w:tcW w:w="992" w:type="dxa"/>
+            <w:tcW w:w="1871" w:type="dxa"/>
             <w:vAlign w:val="center"/>
           </w:tcPr>
           <w:p>
@@ -1490,7 +1505,7 @@
         </w:tc>
         <w:tc>
           <w:tcPr>
-            <w:tcW w:w="2552" w:type="dxa"/>
+            <w:tcW w:w="1872" w:type="dxa"/>
             <w:vAlign w:val="center"/>
           </w:tcPr>
           <w:p>
@@ -1509,11 +1524,13 @@
       </w:tr>
       <w:tr>
         <w:trPr>
+          <w:gridBefore w:val="1"/>
+          <w:wBefore w:w="142" w:type="dxa"/>
           <w:trHeight w:val="171"/>
         </w:trPr>
         <w:tc>
           <w:tcPr>
-            <w:tcW w:w="1276" w:type="dxa"/>
+            <w:tcW w:w="1134" w:type="dxa"/>
           </w:tcPr>
           <w:p>
             <w:pPr>
@@ -1528,7 +1545,7 @@
         </w:tc>
         <w:tc>
           <w:tcPr>
-            <w:tcW w:w="992" w:type="dxa"/>
+            <w:tcW w:w="1871" w:type="dxa"/>
             <w:vAlign w:val="center"/>
           </w:tcPr>
           <w:p>
@@ -1547,7 +1564,7 @@
         </w:tc>
         <w:tc>
           <w:tcPr>
-            <w:tcW w:w="2835" w:type="dxa"/>
+            <w:tcW w:w="1871" w:type="dxa"/>
             <w:vAlign w:val="center"/>
           </w:tcPr>
           <w:p>
@@ -1565,7 +1582,7 @@
         </w:tc>
         <w:tc>
           <w:tcPr>
-            <w:tcW w:w="1843" w:type="dxa"/>
+            <w:tcW w:w="1871" w:type="dxa"/>
           </w:tcPr>
           <w:p>
             <w:pPr>
@@ -1580,7 +1597,7 @@
         </w:tc>
         <w:tc>
           <w:tcPr>
-            <w:tcW w:w="992" w:type="dxa"/>
+            <w:tcW w:w="1871" w:type="dxa"/>
             <w:vAlign w:val="center"/>
           </w:tcPr>
           <w:p>
@@ -1599,7 +1616,7 @@
         </w:tc>
         <w:tc>
           <w:tcPr>
-            <w:tcW w:w="2552" w:type="dxa"/>
+            <w:tcW w:w="1872" w:type="dxa"/>
             <w:vAlign w:val="center"/>
           </w:tcPr>
           <w:p>
@@ -1618,11 +1635,13 @@
       </w:tr>
       <w:tr>
         <w:trPr>
+          <w:gridBefore w:val="1"/>
+          <w:wBefore w:w="142" w:type="dxa"/>
           <w:trHeight w:val="171"/>
         </w:trPr>
         <w:tc>
           <w:tcPr>
-            <w:tcW w:w="1276" w:type="dxa"/>
+            <w:tcW w:w="1134" w:type="dxa"/>
           </w:tcPr>
           <w:p>
             <w:pPr>
@@ -1637,7 +1656,7 @@
         </w:tc>
         <w:tc>
           <w:tcPr>
-            <w:tcW w:w="992" w:type="dxa"/>
+            <w:tcW w:w="1871" w:type="dxa"/>
             <w:vAlign w:val="center"/>
           </w:tcPr>
           <w:p>
@@ -1656,7 +1675,7 @@
         </w:tc>
         <w:tc>
           <w:tcPr>
-            <w:tcW w:w="2835" w:type="dxa"/>
+            <w:tcW w:w="1871" w:type="dxa"/>
             <w:vAlign w:val="center"/>
           </w:tcPr>
           <w:p>
@@ -1674,7 +1693,7 @@
         </w:tc>
         <w:tc>
           <w:tcPr>
-            <w:tcW w:w="1843" w:type="dxa"/>
+            <w:tcW w:w="1871" w:type="dxa"/>
           </w:tcPr>
           <w:p>
             <w:pPr>
@@ -1689,7 +1708,7 @@
         </w:tc>
         <w:tc>
           <w:tcPr>
-            <w:tcW w:w="992" w:type="dxa"/>
+            <w:tcW w:w="1871" w:type="dxa"/>
             <w:vAlign w:val="center"/>
           </w:tcPr>
           <w:p>
@@ -1708,7 +1727,7 @@
         </w:tc>
         <w:tc>
           <w:tcPr>
-            <w:tcW w:w="2552" w:type="dxa"/>
+            <w:tcW w:w="1872" w:type="dxa"/>
             <w:vAlign w:val="center"/>
           </w:tcPr>
           <w:p>
@@ -1727,11 +1746,13 @@
       </w:tr>
       <w:tr>
         <w:trPr>
+          <w:gridBefore w:val="1"/>
+          <w:wBefore w:w="142" w:type="dxa"/>
           <w:trHeight w:val="171"/>
         </w:trPr>
         <w:tc>
           <w:tcPr>
-            <w:tcW w:w="1276" w:type="dxa"/>
+            <w:tcW w:w="1134" w:type="dxa"/>
           </w:tcPr>
           <w:p>
             <w:pPr>
@@ -1746,7 +1767,7 @@
         </w:tc>
         <w:tc>
           <w:tcPr>
-            <w:tcW w:w="992" w:type="dxa"/>
+            <w:tcW w:w="1871" w:type="dxa"/>
             <w:vAlign w:val="center"/>
           </w:tcPr>
           <w:p>
@@ -1765,7 +1786,7 @@
         </w:tc>
         <w:tc>
           <w:tcPr>
-            <w:tcW w:w="2835" w:type="dxa"/>
+            <w:tcW w:w="1871" w:type="dxa"/>
             <w:vAlign w:val="center"/>
           </w:tcPr>
           <w:p>
@@ -1783,7 +1804,7 @@
         </w:tc>
         <w:tc>
           <w:tcPr>
-            <w:tcW w:w="1843" w:type="dxa"/>
+            <w:tcW w:w="1871" w:type="dxa"/>
           </w:tcPr>
           <w:p>
             <w:pPr>
@@ -1798,7 +1819,7 @@
         </w:tc>
         <w:tc>
           <w:tcPr>
-            <w:tcW w:w="992" w:type="dxa"/>
+            <w:tcW w:w="1871" w:type="dxa"/>
             <w:vAlign w:val="center"/>
           </w:tcPr>
           <w:p>
@@ -1817,7 +1838,7 @@
         </w:tc>
         <w:tc>
           <w:tcPr>
-            <w:tcW w:w="2552" w:type="dxa"/>
+            <w:tcW w:w="1872" w:type="dxa"/>
             <w:vAlign w:val="center"/>
           </w:tcPr>
           <w:p>

--- a/wwwroot/DocxModel/Common_FIBER/FIBER_ANALYSIS_DATA_SHEET_Single.docx
+++ b/wwwroot/DocxModel/Common_FIBER/FIBER_ANALYSIS_DATA_SHEET_Single.docx
@@ -619,14 +619,17 @@
         <w:gridCol w:w="7909"/>
       </w:tblGrid>
       <w:tr>
+        <w:trPr>
+          <w:trHeight w:val="338"/>
+        </w:trPr>
         <w:tc>
           <w:tcPr>
             <w:tcW w:w="2547" w:type="dxa"/>
+            <w:vAlign w:val="center"/>
           </w:tcPr>
           <w:p>
             <w:pPr>
               <w:pStyle w:val="aa"/>
-              <w:spacing w:beforeLines="50" w:before="120"/>
               <w:jc w:val="right"/>
               <w:rPr>
                 <w:rFonts w:ascii="Arial" w:eastAsia="黑体" w:hAnsi="Arial" w:cs="Arial"/>
@@ -655,11 +658,11 @@
         <w:tc>
           <w:tcPr>
             <w:tcW w:w="7909" w:type="dxa"/>
+            <w:vAlign w:val="center"/>
           </w:tcPr>
           <w:p>
             <w:pPr>
               <w:pStyle w:val="aa"/>
-              <w:spacing w:beforeLines="50" w:before="120"/>
               <w:rPr>
                 <w:rFonts w:ascii="Arial" w:eastAsia="黑体" w:hAnsi="Arial" w:cs="Arial"/>
                 <w:sz w:val="18"/>
@@ -684,19 +687,19 @@
     </w:p>
     <w:tbl>
       <w:tblPr>
-        <w:tblW w:w="10632" w:type="dxa"/>
-        <w:tblInd w:w="-142" w:type="dxa"/>
+        <w:tblW w:w="11199" w:type="dxa"/>
+        <w:tblInd w:w="-426" w:type="dxa"/>
         <w:tblLayout w:type="fixed"/>
         <w:tblLook w:val="04A0" w:firstRow="1" w:lastRow="0" w:firstColumn="1" w:lastColumn="0" w:noHBand="0" w:noVBand="1"/>
       </w:tblPr>
       <w:tblGrid>
-        <w:gridCol w:w="142"/>
-        <w:gridCol w:w="1134"/>
+        <w:gridCol w:w="426"/>
+        <w:gridCol w:w="851"/>
+        <w:gridCol w:w="2154"/>
         <w:gridCol w:w="1871"/>
-        <w:gridCol w:w="1871"/>
-        <w:gridCol w:w="1871"/>
-        <w:gridCol w:w="1871"/>
-        <w:gridCol w:w="1872"/>
+        <w:gridCol w:w="1787"/>
+        <w:gridCol w:w="2126"/>
+        <w:gridCol w:w="1984"/>
       </w:tblGrid>
       <w:tr>
         <w:trPr>
@@ -704,7 +707,7 @@
         </w:trPr>
         <w:tc>
           <w:tcPr>
-            <w:tcW w:w="1276" w:type="dxa"/>
+            <w:tcW w:w="1277" w:type="dxa"/>
             <w:gridSpan w:val="2"/>
             <w:vAlign w:val="center"/>
           </w:tcPr>
@@ -733,7 +736,7 @@
         </w:tc>
         <w:tc>
           <w:tcPr>
-            <w:tcW w:w="1871" w:type="dxa"/>
+            <w:tcW w:w="2154" w:type="dxa"/>
             <w:vAlign w:val="center"/>
           </w:tcPr>
           <w:p>
@@ -772,7 +775,7 @@
         </w:tc>
         <w:tc>
           <w:tcPr>
-            <w:tcW w:w="1871" w:type="dxa"/>
+            <w:tcW w:w="1787" w:type="dxa"/>
             <w:vAlign w:val="center"/>
           </w:tcPr>
           <w:p>
@@ -801,7 +804,7 @@
         </w:tc>
         <w:tc>
           <w:tcPr>
-            <w:tcW w:w="1871" w:type="dxa"/>
+            <w:tcW w:w="2126" w:type="dxa"/>
             <w:vAlign w:val="center"/>
           </w:tcPr>
           <w:p>
@@ -821,7 +824,7 @@
         </w:tc>
         <w:tc>
           <w:tcPr>
-            <w:tcW w:w="1872" w:type="dxa"/>
+            <w:tcW w:w="1984" w:type="dxa"/>
             <w:vAlign w:val="center"/>
           </w:tcPr>
           <w:p>
@@ -843,12 +846,12 @@
       <w:tr>
         <w:trPr>
           <w:gridBefore w:val="1"/>
-          <w:wBefore w:w="142" w:type="dxa"/>
+          <w:wBefore w:w="426" w:type="dxa"/>
           <w:trHeight w:val="294"/>
         </w:trPr>
         <w:tc>
           <w:tcPr>
-            <w:tcW w:w="1134" w:type="dxa"/>
+            <w:tcW w:w="851" w:type="dxa"/>
           </w:tcPr>
           <w:p>
             <w:pPr>
@@ -865,7 +868,7 @@
         </w:tc>
         <w:tc>
           <w:tcPr>
-            <w:tcW w:w="1871" w:type="dxa"/>
+            <w:tcW w:w="2154" w:type="dxa"/>
             <w:vAlign w:val="center"/>
           </w:tcPr>
           <w:p>
@@ -904,7 +907,7 @@
         </w:tc>
         <w:tc>
           <w:tcPr>
-            <w:tcW w:w="1871" w:type="dxa"/>
+            <w:tcW w:w="1787" w:type="dxa"/>
           </w:tcPr>
           <w:p>
             <w:pPr>
@@ -923,7 +926,7 @@
         </w:tc>
         <w:tc>
           <w:tcPr>
-            <w:tcW w:w="1871" w:type="dxa"/>
+            <w:tcW w:w="2126" w:type="dxa"/>
             <w:vAlign w:val="center"/>
           </w:tcPr>
           <w:p>
@@ -943,7 +946,7 @@
         </w:tc>
         <w:tc>
           <w:tcPr>
-            <w:tcW w:w="1872" w:type="dxa"/>
+            <w:tcW w:w="1984" w:type="dxa"/>
             <w:vAlign w:val="center"/>
           </w:tcPr>
           <w:p>
@@ -966,12 +969,12 @@
       <w:tr>
         <w:trPr>
           <w:gridBefore w:val="1"/>
-          <w:wBefore w:w="142" w:type="dxa"/>
+          <w:wBefore w:w="426" w:type="dxa"/>
           <w:trHeight w:val="171"/>
         </w:trPr>
         <w:tc>
           <w:tcPr>
-            <w:tcW w:w="1134" w:type="dxa"/>
+            <w:tcW w:w="851" w:type="dxa"/>
           </w:tcPr>
           <w:p>
             <w:pPr>
@@ -989,7 +992,7 @@
         </w:tc>
         <w:tc>
           <w:tcPr>
-            <w:tcW w:w="1871" w:type="dxa"/>
+            <w:tcW w:w="2154" w:type="dxa"/>
             <w:vAlign w:val="center"/>
           </w:tcPr>
           <w:p>
@@ -1026,7 +1029,7 @@
         </w:tc>
         <w:tc>
           <w:tcPr>
-            <w:tcW w:w="1871" w:type="dxa"/>
+            <w:tcW w:w="1787" w:type="dxa"/>
           </w:tcPr>
           <w:p>
             <w:pPr>
@@ -1041,7 +1044,7 @@
         </w:tc>
         <w:tc>
           <w:tcPr>
-            <w:tcW w:w="1871" w:type="dxa"/>
+            <w:tcW w:w="2126" w:type="dxa"/>
             <w:vAlign w:val="center"/>
           </w:tcPr>
           <w:p>
@@ -1060,7 +1063,7 @@
         </w:tc>
         <w:tc>
           <w:tcPr>
-            <w:tcW w:w="1872" w:type="dxa"/>
+            <w:tcW w:w="1984" w:type="dxa"/>
             <w:vAlign w:val="center"/>
           </w:tcPr>
           <w:p>
@@ -1080,12 +1083,12 @@
       <w:tr>
         <w:trPr>
           <w:gridBefore w:val="1"/>
-          <w:wBefore w:w="142" w:type="dxa"/>
+          <w:wBefore w:w="426" w:type="dxa"/>
           <w:trHeight w:val="171"/>
         </w:trPr>
         <w:tc>
           <w:tcPr>
-            <w:tcW w:w="1134" w:type="dxa"/>
+            <w:tcW w:w="851" w:type="dxa"/>
           </w:tcPr>
           <w:p>
             <w:pPr>
@@ -1101,7 +1104,7 @@
         </w:tc>
         <w:tc>
           <w:tcPr>
-            <w:tcW w:w="1871" w:type="dxa"/>
+            <w:tcW w:w="2154" w:type="dxa"/>
             <w:vAlign w:val="center"/>
           </w:tcPr>
           <w:p>
@@ -1138,7 +1141,7 @@
         </w:tc>
         <w:tc>
           <w:tcPr>
-            <w:tcW w:w="1871" w:type="dxa"/>
+            <w:tcW w:w="1787" w:type="dxa"/>
           </w:tcPr>
           <w:p>
             <w:pPr>
@@ -1153,7 +1156,7 @@
         </w:tc>
         <w:tc>
           <w:tcPr>
-            <w:tcW w:w="1871" w:type="dxa"/>
+            <w:tcW w:w="2126" w:type="dxa"/>
             <w:vAlign w:val="center"/>
           </w:tcPr>
           <w:p>
@@ -1172,7 +1175,7 @@
         </w:tc>
         <w:tc>
           <w:tcPr>
-            <w:tcW w:w="1872" w:type="dxa"/>
+            <w:tcW w:w="1984" w:type="dxa"/>
             <w:vAlign w:val="center"/>
           </w:tcPr>
           <w:p>
@@ -1192,12 +1195,12 @@
       <w:tr>
         <w:trPr>
           <w:gridBefore w:val="1"/>
-          <w:wBefore w:w="142" w:type="dxa"/>
+          <w:wBefore w:w="426" w:type="dxa"/>
           <w:trHeight w:val="171"/>
         </w:trPr>
         <w:tc>
           <w:tcPr>
-            <w:tcW w:w="1134" w:type="dxa"/>
+            <w:tcW w:w="851" w:type="dxa"/>
           </w:tcPr>
           <w:p>
             <w:pPr>
@@ -1212,7 +1215,7 @@
         </w:tc>
         <w:tc>
           <w:tcPr>
-            <w:tcW w:w="1871" w:type="dxa"/>
+            <w:tcW w:w="2154" w:type="dxa"/>
             <w:vAlign w:val="center"/>
           </w:tcPr>
           <w:p>
@@ -1249,7 +1252,7 @@
         </w:tc>
         <w:tc>
           <w:tcPr>
-            <w:tcW w:w="1871" w:type="dxa"/>
+            <w:tcW w:w="1787" w:type="dxa"/>
           </w:tcPr>
           <w:p>
             <w:pPr>
@@ -1264,7 +1267,7 @@
         </w:tc>
         <w:tc>
           <w:tcPr>
-            <w:tcW w:w="1871" w:type="dxa"/>
+            <w:tcW w:w="2126" w:type="dxa"/>
             <w:vAlign w:val="center"/>
           </w:tcPr>
           <w:p>
@@ -1283,7 +1286,7 @@
         </w:tc>
         <w:tc>
           <w:tcPr>
-            <w:tcW w:w="1872" w:type="dxa"/>
+            <w:tcW w:w="1984" w:type="dxa"/>
             <w:vAlign w:val="center"/>
           </w:tcPr>
           <w:p>
@@ -1303,12 +1306,12 @@
       <w:tr>
         <w:trPr>
           <w:gridBefore w:val="1"/>
-          <w:wBefore w:w="142" w:type="dxa"/>
+          <w:wBefore w:w="426" w:type="dxa"/>
           <w:trHeight w:val="171"/>
         </w:trPr>
         <w:tc>
           <w:tcPr>
-            <w:tcW w:w="1134" w:type="dxa"/>
+            <w:tcW w:w="851" w:type="dxa"/>
           </w:tcPr>
           <w:p>
             <w:pPr>
@@ -1323,7 +1326,7 @@
         </w:tc>
         <w:tc>
           <w:tcPr>
-            <w:tcW w:w="1871" w:type="dxa"/>
+            <w:tcW w:w="2154" w:type="dxa"/>
             <w:vAlign w:val="center"/>
           </w:tcPr>
           <w:p>
@@ -1360,7 +1363,7 @@
         </w:tc>
         <w:tc>
           <w:tcPr>
-            <w:tcW w:w="1871" w:type="dxa"/>
+            <w:tcW w:w="1787" w:type="dxa"/>
           </w:tcPr>
           <w:p>
             <w:pPr>
@@ -1375,7 +1378,7 @@
         </w:tc>
         <w:tc>
           <w:tcPr>
-            <w:tcW w:w="1871" w:type="dxa"/>
+            <w:tcW w:w="2126" w:type="dxa"/>
             <w:vAlign w:val="center"/>
           </w:tcPr>
           <w:p>
@@ -1394,7 +1397,7 @@
         </w:tc>
         <w:tc>
           <w:tcPr>
-            <w:tcW w:w="1872" w:type="dxa"/>
+            <w:tcW w:w="1984" w:type="dxa"/>
             <w:vAlign w:val="center"/>
           </w:tcPr>
           <w:p>
@@ -1414,12 +1417,12 @@
       <w:tr>
         <w:trPr>
           <w:gridBefore w:val="1"/>
-          <w:wBefore w:w="142" w:type="dxa"/>
+          <w:wBefore w:w="426" w:type="dxa"/>
           <w:trHeight w:val="171"/>
         </w:trPr>
         <w:tc>
           <w:tcPr>
-            <w:tcW w:w="1134" w:type="dxa"/>
+            <w:tcW w:w="851" w:type="dxa"/>
           </w:tcPr>
           <w:p>
             <w:pPr>
@@ -1434,7 +1437,7 @@
         </w:tc>
         <w:tc>
           <w:tcPr>
-            <w:tcW w:w="1871" w:type="dxa"/>
+            <w:tcW w:w="2154" w:type="dxa"/>
             <w:vAlign w:val="center"/>
           </w:tcPr>
           <w:p>
@@ -1471,7 +1474,7 @@
         </w:tc>
         <w:tc>
           <w:tcPr>
-            <w:tcW w:w="1871" w:type="dxa"/>
+            <w:tcW w:w="1787" w:type="dxa"/>
           </w:tcPr>
           <w:p>
             <w:pPr>
@@ -1486,7 +1489,7 @@
         </w:tc>
         <w:tc>
           <w:tcPr>
-            <w:tcW w:w="1871" w:type="dxa"/>
+            <w:tcW w:w="2126" w:type="dxa"/>
             <w:vAlign w:val="center"/>
           </w:tcPr>
           <w:p>
@@ -1505,7 +1508,7 @@
         </w:tc>
         <w:tc>
           <w:tcPr>
-            <w:tcW w:w="1872" w:type="dxa"/>
+            <w:tcW w:w="1984" w:type="dxa"/>
             <w:vAlign w:val="center"/>
           </w:tcPr>
           <w:p>
@@ -1525,12 +1528,12 @@
       <w:tr>
         <w:trPr>
           <w:gridBefore w:val="1"/>
-          <w:wBefore w:w="142" w:type="dxa"/>
+          <w:wBefore w:w="426" w:type="dxa"/>
           <w:trHeight w:val="171"/>
         </w:trPr>
         <w:tc>
           <w:tcPr>
-            <w:tcW w:w="1134" w:type="dxa"/>
+            <w:tcW w:w="851" w:type="dxa"/>
           </w:tcPr>
           <w:p>
             <w:pPr>
@@ -1545,7 +1548,7 @@
         </w:tc>
         <w:tc>
           <w:tcPr>
-            <w:tcW w:w="1871" w:type="dxa"/>
+            <w:tcW w:w="2154" w:type="dxa"/>
             <w:vAlign w:val="center"/>
           </w:tcPr>
           <w:p>
@@ -1582,7 +1585,7 @@
         </w:tc>
         <w:tc>
           <w:tcPr>
-            <w:tcW w:w="1871" w:type="dxa"/>
+            <w:tcW w:w="1787" w:type="dxa"/>
           </w:tcPr>
           <w:p>
             <w:pPr>
@@ -1597,7 +1600,7 @@
         </w:tc>
         <w:tc>
           <w:tcPr>
-            <w:tcW w:w="1871" w:type="dxa"/>
+            <w:tcW w:w="2126" w:type="dxa"/>
             <w:vAlign w:val="center"/>
           </w:tcPr>
           <w:p>
@@ -1616,7 +1619,7 @@
         </w:tc>
         <w:tc>
           <w:tcPr>
-            <w:tcW w:w="1872" w:type="dxa"/>
+            <w:tcW w:w="1984" w:type="dxa"/>
             <w:vAlign w:val="center"/>
           </w:tcPr>
           <w:p>
@@ -1636,12 +1639,12 @@
       <w:tr>
         <w:trPr>
           <w:gridBefore w:val="1"/>
-          <w:wBefore w:w="142" w:type="dxa"/>
+          <w:wBefore w:w="426" w:type="dxa"/>
           <w:trHeight w:val="171"/>
         </w:trPr>
         <w:tc>
           <w:tcPr>
-            <w:tcW w:w="1134" w:type="dxa"/>
+            <w:tcW w:w="851" w:type="dxa"/>
           </w:tcPr>
           <w:p>
             <w:pPr>
@@ -1656,7 +1659,7 @@
         </w:tc>
         <w:tc>
           <w:tcPr>
-            <w:tcW w:w="1871" w:type="dxa"/>
+            <w:tcW w:w="2154" w:type="dxa"/>
             <w:vAlign w:val="center"/>
           </w:tcPr>
           <w:p>
@@ -1693,7 +1696,7 @@
         </w:tc>
         <w:tc>
           <w:tcPr>
-            <w:tcW w:w="1871" w:type="dxa"/>
+            <w:tcW w:w="1787" w:type="dxa"/>
           </w:tcPr>
           <w:p>
             <w:pPr>
@@ -1708,7 +1711,7 @@
         </w:tc>
         <w:tc>
           <w:tcPr>
-            <w:tcW w:w="1871" w:type="dxa"/>
+            <w:tcW w:w="2126" w:type="dxa"/>
             <w:vAlign w:val="center"/>
           </w:tcPr>
           <w:p>
@@ -1727,7 +1730,7 @@
         </w:tc>
         <w:tc>
           <w:tcPr>
-            <w:tcW w:w="1872" w:type="dxa"/>
+            <w:tcW w:w="1984" w:type="dxa"/>
             <w:vAlign w:val="center"/>
           </w:tcPr>
           <w:p>
@@ -1747,12 +1750,12 @@
       <w:tr>
         <w:trPr>
           <w:gridBefore w:val="1"/>
-          <w:wBefore w:w="142" w:type="dxa"/>
+          <w:wBefore w:w="426" w:type="dxa"/>
           <w:trHeight w:val="171"/>
         </w:trPr>
         <w:tc>
           <w:tcPr>
-            <w:tcW w:w="1134" w:type="dxa"/>
+            <w:tcW w:w="851" w:type="dxa"/>
           </w:tcPr>
           <w:p>
             <w:pPr>
@@ -1767,7 +1770,7 @@
         </w:tc>
         <w:tc>
           <w:tcPr>
-            <w:tcW w:w="1871" w:type="dxa"/>
+            <w:tcW w:w="2154" w:type="dxa"/>
             <w:vAlign w:val="center"/>
           </w:tcPr>
           <w:p>
@@ -1804,7 +1807,7 @@
         </w:tc>
         <w:tc>
           <w:tcPr>
-            <w:tcW w:w="1871" w:type="dxa"/>
+            <w:tcW w:w="1787" w:type="dxa"/>
           </w:tcPr>
           <w:p>
             <w:pPr>
@@ -1819,7 +1822,7 @@
         </w:tc>
         <w:tc>
           <w:tcPr>
-            <w:tcW w:w="1871" w:type="dxa"/>
+            <w:tcW w:w="2126" w:type="dxa"/>
             <w:vAlign w:val="center"/>
           </w:tcPr>
           <w:p>
@@ -1838,7 +1841,7 @@
         </w:tc>
         <w:tc>
           <w:tcPr>
-            <w:tcW w:w="1872" w:type="dxa"/>
+            <w:tcW w:w="1984" w:type="dxa"/>
             <w:vAlign w:val="center"/>
           </w:tcPr>
           <w:p>
